--- a/docs/00_Frontend_Security_Guide.docx
+++ b/docs/00_Frontend_Security_Guide.docx
@@ -4877,7 +4877,7 @@
                 <w:sz w:val="18"/>
                 <w:szCs w:val="18"/>
               </w:rPr>
-              <w:t xml:space="preserve">new Function(…)</w:t>
+              <w:t>new Function(…)</w:t>
             </w:r>
           </w:p>
           <w:p>
@@ -5100,7 +5100,7 @@
                 <w:sz w:val="18"/>
                 <w:szCs w:val="18"/>
               </w:rPr>
-              <w:t xml:space="preserve">textContent, 또는 상태값 + { }</w:t>
+              <w:t>textContent, 또는 상태값 + { }</w:t>
             </w:r>
           </w:p>
         </w:tc>
@@ -5481,6 +5481,8 @@
       </w:r>
       <w:r>
         <w:br/>
+      </w:r>
+      <w:r>
         <w:br/>
       </w:r>
       <w:r>
@@ -6233,6 +6235,8 @@
       </w:r>
       <w:r>
         <w:br/>
+      </w:r>
+      <w:r>
         <w:br/>
       </w:r>
       <w:r>
@@ -6241,6 +6245,7 @@
           <w:sz w:val="18"/>
           <w:szCs w:val="18"/>
         </w:rPr>
+        <w:lastRenderedPageBreak/>
         <w:t>const from = isSafePath(location.state?.from) ? location.state.from : DEFAULT_AFTER_LOGIN;</w:t>
       </w:r>
     </w:p>
@@ -6295,7 +6300,6 @@
                 <w:sz w:val="19"/>
                 <w:szCs w:val="19"/>
               </w:rPr>
-              <w:lastRenderedPageBreak/>
               <w:t>조건</w:t>
             </w:r>
           </w:p>
@@ -7214,7 +7218,7 @@
                 <w:sz w:val="18"/>
                 <w:szCs w:val="18"/>
               </w:rPr>
-              <w:t xml:space="preserve">예외가 나면 "일단 보여 준다"가 아니라 "권한 없음/로그아웃"으로. 이 앱: roles ?? [], selectIsAdmin ?? false, restore() 실패 시 토큰 삭제, 갱신 실패 시 두 토큰 삭제. 추가 권장: 최상위 Error Boundary</w:t>
+              <w:t>예외가 나면 "일단 보여 준다"가 아니라 "권한 없음/로그아웃"으로. 이 앱: roles ?? [], selectIsAdmin ?? false, restore() 실패 시 토큰 삭제, 갱신 실패 시 두 토큰 삭제. 추가 권장: 최상위 Error Boundary</w:t>
             </w:r>
           </w:p>
         </w:tc>
@@ -8746,7 +8750,7 @@
                 <w:sz w:val="19"/>
                 <w:szCs w:val="19"/>
               </w:rPr>
-              <w:t xml:space="preserve">시키는 클릭재킹을 막는다</w:t>
+              <w:t>시키는 클릭재킹을 막는다</w:t>
             </w:r>
           </w:p>
         </w:tc>
@@ -9599,7 +9603,7 @@
                 <w:sz w:val="18"/>
                 <w:szCs w:val="18"/>
               </w:rPr>
-              <w:t xml:space="preserve">A01:2025 = 2025판의 1번 항목. 이 문서는 연도를 생략해 A01~A10으로 쓴다(이전 문서의 "#1"도 같은 뜻)</w:t>
+              <w:t>A01:2025 = 2025판의 1번 항목. 이 문서는 연도를 생략해 A01~A10으로 쓴다(이전 문서의 "#1"도 같은 뜻)</w:t>
             </w:r>
           </w:p>
         </w:tc>
@@ -9743,7 +9747,7 @@
                 <w:sz w:val="18"/>
                 <w:szCs w:val="18"/>
               </w:rPr>
-              <w:t xml:space="preserve">번호도 바뀐다(인젝션: 2021판 A03 → 2025판 A05). 인용할 때는 "A05:2025 인젝션"처럼 연도와 이름을 함께 쓴다</w:t>
+              <w:t>번호도 바뀐다(인젝션: 2021판 A03 → 2025판 A05). 인용할 때는 "A05:2025 인젝션"처럼 연도와 이름을 함께 쓴다</w:t>
             </w:r>
           </w:p>
         </w:tc>
@@ -13041,9 +13045,6 @@
       <w:pPr>
         <w:pStyle w:val="1"/>
         <w:spacing w:before="300" w:after="150"/>
-        <w:rPr>
-          <w:rFonts w:hint="eastAsia"/>
-        </w:rPr>
       </w:pPr>
     </w:p>
     <w:p>
@@ -16078,11 +16079,15 @@
           <w:p>
             <w:pPr>
               <w:spacing w:after="20"/>
-            </w:pPr>
-            <w:r>
-              <w:rPr>
-                <w:sz w:val="19"/>
-                <w:szCs w:val="19"/>
+              <w:rPr>
+                <w:sz w:val="18"/>
+                <w:szCs w:val="18"/>
+              </w:rPr>
+            </w:pPr>
+            <w:r>
+              <w:rPr>
+                <w:sz w:val="18"/>
+                <w:szCs w:val="18"/>
               </w:rPr>
               <w:t>토큰 자동 만료 처리</w:t>
             </w:r>
@@ -16107,13 +16112,33 @@
           <w:p>
             <w:pPr>
               <w:spacing w:after="20"/>
-            </w:pPr>
-            <w:r>
-              <w:rPr>
-                <w:sz w:val="19"/>
-                <w:szCs w:val="19"/>
-              </w:rPr>
-              <w:t>client.js — 401이면 refreshToken으로 1회 갱신, 실패 시 토큰 삭제 → notifyExpired() → App.jsx가 로그인 화면으로</w:t>
+              <w:rPr>
+                <w:sz w:val="18"/>
+                <w:szCs w:val="18"/>
+              </w:rPr>
+            </w:pPr>
+            <w:r>
+              <w:rPr>
+                <w:sz w:val="18"/>
+                <w:szCs w:val="18"/>
+              </w:rPr>
+              <w:t>api/client.js</w:t>
+            </w:r>
+            <w:proofErr w:type="gramStart"/>
+            <w:r>
+              <w:rPr>
+                <w:sz w:val="18"/>
+                <w:szCs w:val="18"/>
+              </w:rPr>
+              <w:t>:147</w:t>
+            </w:r>
+            <w:proofErr w:type="gramEnd"/>
+            <w:r>
+              <w:rPr>
+                <w:sz w:val="18"/>
+                <w:szCs w:val="18"/>
+              </w:rPr>
+              <w:t>-166(401 처리, notifyExpired() 호출 163행) → App.jsx:72-74(handleExpired → logout()·로그인 이동)</w:t>
             </w:r>
           </w:p>
         </w:tc>
@@ -16142,11 +16167,15 @@
           <w:p>
             <w:pPr>
               <w:spacing w:after="20"/>
-            </w:pPr>
-            <w:r>
-              <w:rPr>
-                <w:sz w:val="19"/>
-                <w:szCs w:val="19"/>
+              <w:rPr>
+                <w:sz w:val="18"/>
+                <w:szCs w:val="18"/>
+              </w:rPr>
+            </w:pPr>
+            <w:r>
+              <w:rPr>
+                <w:sz w:val="18"/>
+                <w:szCs w:val="18"/>
               </w:rPr>
               <w:t>위변조된 토큰 거부</w:t>
             </w:r>
@@ -16171,13 +16200,33 @@
           <w:p>
             <w:pPr>
               <w:spacing w:after="20"/>
-            </w:pPr>
-            <w:r>
-              <w:rPr>
-                <w:sz w:val="19"/>
-                <w:szCs w:val="19"/>
-              </w:rPr>
-              <w:t>JwtAuthenticationFilter.java — accessToken을 sessionStorage에서 직접 고쳐도 서명 검증에서 즉시 401. 프론트는 만료와 구분하지 않고 refreshToken 재발급을 시도하므로, 변조된 토큰이 통과하는 것이 아니라 서버가 거부한 뒤 흔한 만료 처리 경로를 타는 것뿐이다</w:t>
+              <w:rPr>
+                <w:sz w:val="18"/>
+                <w:szCs w:val="18"/>
+              </w:rPr>
+            </w:pPr>
+            <w:r>
+              <w:rPr>
+                <w:sz w:val="18"/>
+                <w:szCs w:val="18"/>
+              </w:rPr>
+              <w:t>Student_JWT security/jwt/JwtAuthenticationFilter.java</w:t>
+            </w:r>
+            <w:proofErr w:type="gramStart"/>
+            <w:r>
+              <w:rPr>
+                <w:sz w:val="18"/>
+                <w:szCs w:val="18"/>
+              </w:rPr>
+              <w:t>:58</w:t>
+            </w:r>
+            <w:proofErr w:type="gramEnd"/>
+            <w:r>
+              <w:rPr>
+                <w:sz w:val="18"/>
+                <w:szCs w:val="18"/>
+              </w:rPr>
+              <w:t>(validateToken), 65(서명 오류 catch) — accessToken을 sessionStorage에서 직접 고쳐도 즉시 401. 프론트는 만료와 구분하지 않고 재발급을 시도하므로(위 행의 401 처리), 변조된 토큰이 통과하는 것이 아니라 서버가 거부한 뒤 흔한 만료 처리 경로를 타는 것뿐이다</w:t>
             </w:r>
           </w:p>
         </w:tc>
@@ -16206,11 +16255,15 @@
           <w:p>
             <w:pPr>
               <w:spacing w:after="20"/>
-            </w:pPr>
-            <w:r>
-              <w:rPr>
-                <w:sz w:val="19"/>
-                <w:szCs w:val="19"/>
+              <w:rPr>
+                <w:sz w:val="18"/>
+                <w:szCs w:val="18"/>
+              </w:rPr>
+            </w:pPr>
+            <w:r>
+              <w:rPr>
+                <w:sz w:val="18"/>
+                <w:szCs w:val="18"/>
               </w:rPr>
               <w:t>중복 갱신 방지</w:t>
             </w:r>
@@ -16235,13 +16288,33 @@
           <w:p>
             <w:pPr>
               <w:spacing w:after="20"/>
-            </w:pPr>
-            <w:r>
-              <w:rPr>
-                <w:sz w:val="19"/>
-                <w:szCs w:val="19"/>
-              </w:rPr>
-              <w:t>client.js — refreshingPromise로 동시 401을 갱신 1회로 묶음</w:t>
+              <w:rPr>
+                <w:sz w:val="18"/>
+                <w:szCs w:val="18"/>
+              </w:rPr>
+            </w:pPr>
+            <w:r>
+              <w:rPr>
+                <w:sz w:val="18"/>
+                <w:szCs w:val="18"/>
+              </w:rPr>
+              <w:t>api/client.js</w:t>
+            </w:r>
+            <w:proofErr w:type="gramStart"/>
+            <w:r>
+              <w:rPr>
+                <w:sz w:val="18"/>
+                <w:szCs w:val="18"/>
+              </w:rPr>
+              <w:t>:96</w:t>
+            </w:r>
+            <w:proofErr w:type="gramEnd"/>
+            <w:r>
+              <w:rPr>
+                <w:sz w:val="18"/>
+                <w:szCs w:val="18"/>
+              </w:rPr>
+              <w:t>(refreshingPromise 선언), 98-113(refreshAccessToken())</w:t>
             </w:r>
           </w:p>
         </w:tc>
@@ -16270,11 +16343,15 @@
           <w:p>
             <w:pPr>
               <w:spacing w:after="20"/>
-            </w:pPr>
-            <w:r>
-              <w:rPr>
-                <w:sz w:val="19"/>
-                <w:szCs w:val="19"/>
+              <w:rPr>
+                <w:sz w:val="18"/>
+                <w:szCs w:val="18"/>
+              </w:rPr>
+            </w:pPr>
+            <w:r>
+              <w:rPr>
+                <w:sz w:val="18"/>
+                <w:szCs w:val="18"/>
               </w:rPr>
               <w:t>무한 재시도 방지</w:t>
             </w:r>
@@ -16299,13 +16376,33 @@
           <w:p>
             <w:pPr>
               <w:spacing w:after="20"/>
-            </w:pPr>
-            <w:r>
-              <w:rPr>
-                <w:sz w:val="19"/>
-                <w:szCs w:val="19"/>
-              </w:rPr>
-              <w:t>client.js — _retried 표시, 로그인·갱신 요청 제외</w:t>
+              <w:rPr>
+                <w:sz w:val="18"/>
+                <w:szCs w:val="18"/>
+              </w:rPr>
+            </w:pPr>
+            <w:r>
+              <w:rPr>
+                <w:sz w:val="18"/>
+                <w:szCs w:val="18"/>
+              </w:rPr>
+              <w:t>api/client.js</w:t>
+            </w:r>
+            <w:proofErr w:type="gramStart"/>
+            <w:r>
+              <w:rPr>
+                <w:sz w:val="18"/>
+                <w:szCs w:val="18"/>
+              </w:rPr>
+              <w:t>:140</w:t>
+            </w:r>
+            <w:proofErr w:type="gramEnd"/>
+            <w:r>
+              <w:rPr>
+                <w:sz w:val="18"/>
+                <w:szCs w:val="18"/>
+              </w:rPr>
+              <w:t>-141(isLoginRequest·isRefreshRequest 제외), 147(_retried 검사), 152(_retried = true)</w:t>
             </w:r>
           </w:p>
         </w:tc>
@@ -16334,12 +16431,17 @@
           <w:p>
             <w:pPr>
               <w:spacing w:after="20"/>
-            </w:pPr>
-            <w:r>
-              <w:rPr>
-                <w:sz w:val="19"/>
-                <w:szCs w:val="19"/>
-              </w:rPr>
+              <w:rPr>
+                <w:sz w:val="18"/>
+                <w:szCs w:val="18"/>
+              </w:rPr>
+            </w:pPr>
+            <w:r>
+              <w:rPr>
+                <w:sz w:val="18"/>
+                <w:szCs w:val="18"/>
+              </w:rPr>
+              <w:lastRenderedPageBreak/>
               <w:t>로그아웃 시 서버 폐기</w:t>
             </w:r>
           </w:p>
@@ -16363,13 +16465,33 @@
           <w:p>
             <w:pPr>
               <w:spacing w:after="20"/>
-            </w:pPr>
-            <w:r>
-              <w:rPr>
-                <w:sz w:val="19"/>
-                <w:szCs w:val="19"/>
-              </w:rPr>
-              <w:t>authStore.js — 토큰 먼저 삭제 후 POST /logout</w:t>
+              <w:rPr>
+                <w:sz w:val="18"/>
+                <w:szCs w:val="18"/>
+              </w:rPr>
+            </w:pPr>
+            <w:r>
+              <w:rPr>
+                <w:sz w:val="18"/>
+                <w:szCs w:val="18"/>
+              </w:rPr>
+              <w:t>store/authStore.js</w:t>
+            </w:r>
+            <w:proofErr w:type="gramStart"/>
+            <w:r>
+              <w:rPr>
+                <w:sz w:val="18"/>
+                <w:szCs w:val="18"/>
+              </w:rPr>
+              <w:t>:157</w:t>
+            </w:r>
+            <w:proofErr w:type="gramEnd"/>
+            <w:r>
+              <w:rPr>
+                <w:sz w:val="18"/>
+                <w:szCs w:val="18"/>
+              </w:rPr>
+              <w:t>-177(logout()) — 160-161행 토큰 삭제 먼저, 171행 logoutRequest() 호출</w:t>
             </w:r>
           </w:p>
         </w:tc>
@@ -16398,11 +16520,15 @@
           <w:p>
             <w:pPr>
               <w:spacing w:after="20"/>
-            </w:pPr>
-            <w:r>
-              <w:rPr>
-                <w:sz w:val="19"/>
-                <w:szCs w:val="19"/>
+              <w:rPr>
+                <w:sz w:val="18"/>
+                <w:szCs w:val="18"/>
+              </w:rPr>
+            </w:pPr>
+            <w:r>
+              <w:rPr>
+                <w:sz w:val="18"/>
+                <w:szCs w:val="18"/>
               </w:rPr>
               <w:t>UI는 표시, 차단은 서버</w:t>
             </w:r>
@@ -16427,13 +16553,33 @@
           <w:p>
             <w:pPr>
               <w:spacing w:after="20"/>
-            </w:pPr>
-            <w:r>
-              <w:rPr>
-                <w:sz w:val="19"/>
-                <w:szCs w:val="19"/>
-              </w:rPr>
-              <w:t>StudentListPage · MyStudentLookup · StudentFormPage — 서버 403을 그대로 신뢰</w:t>
+              <w:rPr>
+                <w:sz w:val="18"/>
+                <w:szCs w:val="18"/>
+              </w:rPr>
+            </w:pPr>
+            <w:r>
+              <w:rPr>
+                <w:sz w:val="18"/>
+                <w:szCs w:val="18"/>
+              </w:rPr>
+              <w:t>pages/StudentListPage.jsx</w:t>
+            </w:r>
+            <w:proofErr w:type="gramStart"/>
+            <w:r>
+              <w:rPr>
+                <w:sz w:val="18"/>
+                <w:szCs w:val="18"/>
+              </w:rPr>
+              <w:t>:74</w:t>
+            </w:r>
+            <w:proofErr w:type="gramEnd"/>
+            <w:r>
+              <w:rPr>
+                <w:sz w:val="18"/>
+                <w:szCs w:val="18"/>
+              </w:rPr>
+              <w:t>-76(isAdmin 아니면 MyStudentLookup), pages/StudentFormPage.jsx:89-96(403 catch → /students로 이동)</w:t>
             </w:r>
           </w:p>
         </w:tc>
@@ -16462,13 +16608,16 @@
           <w:p>
             <w:pPr>
               <w:spacing w:after="20"/>
-            </w:pPr>
-            <w:r>
-              <w:rPr>
-                <w:sz w:val="19"/>
-                <w:szCs w:val="19"/>
-              </w:rPr>
-              <w:lastRenderedPageBreak/>
+              <w:rPr>
+                <w:sz w:val="18"/>
+                <w:szCs w:val="18"/>
+              </w:rPr>
+            </w:pPr>
+            <w:r>
+              <w:rPr>
+                <w:sz w:val="18"/>
+                <w:szCs w:val="18"/>
+              </w:rPr>
               <w:t>fail-closed 기본값</w:t>
             </w:r>
           </w:p>
@@ -16492,13 +16641,33 @@
           <w:p>
             <w:pPr>
               <w:spacing w:after="20"/>
-            </w:pPr>
-            <w:r>
-              <w:rPr>
-                <w:sz w:val="19"/>
-                <w:szCs w:val="19"/>
-              </w:rPr>
-              <w:t>authStore.js — roles ?? [], selectIsAdmin ?? false, 복원 실패 시 토큰 삭제</w:t>
+              <w:rPr>
+                <w:sz w:val="18"/>
+                <w:szCs w:val="18"/>
+              </w:rPr>
+            </w:pPr>
+            <w:r>
+              <w:rPr>
+                <w:sz w:val="18"/>
+                <w:szCs w:val="18"/>
+              </w:rPr>
+              <w:t xml:space="preserve">store/authStore.js:108(roles: </w:t>
+            </w:r>
+            <w:proofErr w:type="gramStart"/>
+            <w:r>
+              <w:rPr>
+                <w:sz w:val="18"/>
+                <w:szCs w:val="18"/>
+              </w:rPr>
+              <w:t>data.roles</w:t>
+            </w:r>
+            <w:proofErr w:type="gramEnd"/>
+            <w:r>
+              <w:rPr>
+                <w:sz w:val="18"/>
+                <w:szCs w:val="18"/>
+              </w:rPr>
+              <w:t xml:space="preserve"> ?? []), 221(selectIsAdmin), 197-201(restore() 실패 시 clearToken)</w:t>
             </w:r>
           </w:p>
         </w:tc>
@@ -16527,11 +16696,15 @@
           <w:p>
             <w:pPr>
               <w:spacing w:after="20"/>
-            </w:pPr>
-            <w:r>
-              <w:rPr>
-                <w:sz w:val="19"/>
-                <w:szCs w:val="19"/>
+              <w:rPr>
+                <w:sz w:val="18"/>
+                <w:szCs w:val="18"/>
+              </w:rPr>
+            </w:pPr>
+            <w:r>
+              <w:rPr>
+                <w:sz w:val="18"/>
+                <w:szCs w:val="18"/>
               </w:rPr>
               <w:t>안전한 요청 구성</w:t>
             </w:r>
@@ -16556,13 +16729,49 @@
           <w:p>
             <w:pPr>
               <w:spacing w:after="20"/>
-            </w:pPr>
-            <w:r>
-              <w:rPr>
-                <w:sz w:val="19"/>
-                <w:szCs w:val="19"/>
-              </w:rPr>
-              <w:t>studentApi.js — 쿼리는 params, 학번 경로는 encodeURIComponent. client.js — 본문이 있을 때만 Content-Type</w:t>
+              <w:rPr>
+                <w:sz w:val="18"/>
+                <w:szCs w:val="18"/>
+              </w:rPr>
+            </w:pPr>
+            <w:r>
+              <w:rPr>
+                <w:sz w:val="18"/>
+                <w:szCs w:val="18"/>
+              </w:rPr>
+              <w:t>api/studentApi.js</w:t>
+            </w:r>
+            <w:proofErr w:type="gramStart"/>
+            <w:r>
+              <w:rPr>
+                <w:sz w:val="18"/>
+                <w:szCs w:val="18"/>
+              </w:rPr>
+              <w:t>:41</w:t>
+            </w:r>
+            <w:proofErr w:type="gramEnd"/>
+            <w:r>
+              <w:rPr>
+                <w:sz w:val="18"/>
+                <w:szCs w:val="18"/>
+              </w:rPr>
+              <w:t>-43·62-64(쿼리는 axios params). api/client.js</w:t>
+            </w:r>
+            <w:proofErr w:type="gramStart"/>
+            <w:r>
+              <w:rPr>
+                <w:sz w:val="18"/>
+                <w:szCs w:val="18"/>
+              </w:rPr>
+              <w:t>:44</w:t>
+            </w:r>
+            <w:proofErr w:type="gramEnd"/>
+            <w:r>
+              <w:rPr>
+                <w:sz w:val="18"/>
+                <w:szCs w:val="18"/>
+              </w:rPr>
+              <w:t>-46(Content-Type 헤더를 직접 지정하지 않아 axios가 본문 유무로 자동 결정) — 경로 id 인코딩은 미적용(7-2 #3)</w:t>
             </w:r>
           </w:p>
         </w:tc>
@@ -16591,11 +16800,15 @@
           <w:p>
             <w:pPr>
               <w:spacing w:after="20"/>
-            </w:pPr>
-            <w:r>
-              <w:rPr>
-                <w:sz w:val="19"/>
-                <w:szCs w:val="19"/>
+              <w:rPr>
+                <w:sz w:val="18"/>
+                <w:szCs w:val="18"/>
+              </w:rPr>
+            </w:pPr>
+            <w:r>
+              <w:rPr>
+                <w:sz w:val="18"/>
+                <w:szCs w:val="18"/>
               </w:rPr>
               <w:t>중복 제출 방지</w:t>
             </w:r>
@@ -16620,13 +16833,17 @@
           <w:p>
             <w:pPr>
               <w:spacing w:after="20"/>
-            </w:pPr>
-            <w:r>
-              <w:rPr>
-                <w:sz w:val="19"/>
-                <w:szCs w:val="19"/>
-              </w:rPr>
-              <w:t>LoginPage · StudentForm — 요청 중 버튼 잠금</w:t>
+              <w:rPr>
+                <w:sz w:val="18"/>
+                <w:szCs w:val="18"/>
+              </w:rPr>
+            </w:pPr>
+            <w:r>
+              <w:rPr>
+                <w:sz w:val="18"/>
+                <w:szCs w:val="18"/>
+              </w:rPr>
+              <w:t>pages/LoginPage.jsx:111(disabled={loggingIn}), components/StudentForm.jsx:128(disabled={saving})</w:t>
             </w:r>
           </w:p>
         </w:tc>
@@ -16655,11 +16872,15 @@
           <w:p>
             <w:pPr>
               <w:spacing w:after="20"/>
-            </w:pPr>
-            <w:r>
-              <w:rPr>
-                <w:sz w:val="19"/>
-                <w:szCs w:val="19"/>
+              <w:rPr>
+                <w:sz w:val="18"/>
+                <w:szCs w:val="18"/>
+              </w:rPr>
+            </w:pPr>
+            <w:r>
+              <w:rPr>
+                <w:sz w:val="18"/>
+                <w:szCs w:val="18"/>
               </w:rPr>
               <w:t>비밀번호를 코드에 적지 않음</w:t>
             </w:r>
@@ -16684,13 +16905,33 @@
           <w:p>
             <w:pPr>
               <w:spacing w:after="20"/>
-            </w:pPr>
-            <w:r>
-              <w:rPr>
-                <w:sz w:val="19"/>
-                <w:szCs w:val="19"/>
-              </w:rPr>
-              <w:t>LoginPage.jsx — 테스트 계정은 API_SPEC.md로만 안내</w:t>
+              <w:rPr>
+                <w:sz w:val="18"/>
+                <w:szCs w:val="18"/>
+              </w:rPr>
+            </w:pPr>
+            <w:r>
+              <w:rPr>
+                <w:sz w:val="18"/>
+                <w:szCs w:val="18"/>
+              </w:rPr>
+              <w:t>pages/LoginPage.jsx</w:t>
+            </w:r>
+            <w:proofErr w:type="gramStart"/>
+            <w:r>
+              <w:rPr>
+                <w:sz w:val="18"/>
+                <w:szCs w:val="18"/>
+              </w:rPr>
+              <w:t>:117</w:t>
+            </w:r>
+            <w:proofErr w:type="gramEnd"/>
+            <w:r>
+              <w:rPr>
+                <w:sz w:val="18"/>
+                <w:szCs w:val="18"/>
+              </w:rPr>
+              <w:t>-126 — 테스트 계정은 API_SPEC.md로만 안내</w:t>
             </w:r>
           </w:p>
         </w:tc>
@@ -16920,11 +17161,15 @@
           <w:p>
             <w:pPr>
               <w:spacing w:after="20"/>
-            </w:pPr>
-            <w:r>
-              <w:rPr>
-                <w:sz w:val="19"/>
-                <w:szCs w:val="19"/>
+              <w:rPr>
+                <w:sz w:val="18"/>
+                <w:szCs w:val="18"/>
+              </w:rPr>
+            </w:pPr>
+            <w:r>
+              <w:rPr>
+                <w:sz w:val="18"/>
+                <w:szCs w:val="18"/>
               </w:rPr>
               <w:t>1</w:t>
             </w:r>
@@ -16949,13 +17194,33 @@
           <w:p>
             <w:pPr>
               <w:spacing w:after="20"/>
-            </w:pPr>
-            <w:r>
-              <w:rPr>
-                <w:sz w:val="19"/>
-                <w:szCs w:val="19"/>
-              </w:rPr>
-              <w:t>백엔드 /api/search/**</w:t>
+              <w:rPr>
+                <w:sz w:val="18"/>
+                <w:szCs w:val="18"/>
+              </w:rPr>
+            </w:pPr>
+            <w:r>
+              <w:rPr>
+                <w:sz w:val="18"/>
+                <w:szCs w:val="18"/>
+              </w:rPr>
+              <w:t>백엔드 controller/StudentSearchController.java</w:t>
+            </w:r>
+            <w:proofErr w:type="gramStart"/>
+            <w:r>
+              <w:rPr>
+                <w:sz w:val="18"/>
+                <w:szCs w:val="18"/>
+              </w:rPr>
+              <w:t>:16</w:t>
+            </w:r>
+            <w:proofErr w:type="gramEnd"/>
+            <w:r>
+              <w:rPr>
+                <w:sz w:val="18"/>
+                <w:szCs w:val="18"/>
+              </w:rPr>
+              <w:t>-19(@PreAuthorize로 ROLE_USER/ROLE_ADMIN만 검사, 소유권 조건 없음)</w:t>
             </w:r>
           </w:p>
         </w:tc>
@@ -16978,11 +17243,15 @@
           <w:p>
             <w:pPr>
               <w:spacing w:after="20"/>
-            </w:pPr>
-            <w:r>
-              <w:rPr>
-                <w:sz w:val="19"/>
-                <w:szCs w:val="19"/>
+              <w:rPr>
+                <w:sz w:val="18"/>
+                <w:szCs w:val="18"/>
+              </w:rPr>
+            </w:pPr>
+            <w:r>
+              <w:rPr>
+                <w:sz w:val="18"/>
+                <w:szCs w:val="18"/>
               </w:rPr>
               <w:t>소유권 검사 없음. 프론트는 UI 숨김으로만 대응</w:t>
             </w:r>
@@ -17007,11 +17276,15 @@
           <w:p>
             <w:pPr>
               <w:spacing w:after="20"/>
-            </w:pPr>
-            <w:r>
-              <w:rPr>
-                <w:sz w:val="19"/>
-                <w:szCs w:val="19"/>
+              <w:rPr>
+                <w:sz w:val="18"/>
+                <w:szCs w:val="18"/>
+              </w:rPr>
+            </w:pPr>
+            <w:r>
+              <w:rPr>
+                <w:sz w:val="18"/>
+                <w:szCs w:val="18"/>
               </w:rPr>
               <w:t>높음</w:t>
             </w:r>
@@ -17036,16 +17309,22 @@
           <w:p>
             <w:pPr>
               <w:spacing w:after="20"/>
-            </w:pPr>
-            <w:r>
-              <w:rPr>
-                <w:sz w:val="19"/>
-                <w:szCs w:val="19"/>
+              <w:rPr>
+                <w:sz w:val="18"/>
+                <w:szCs w:val="18"/>
+              </w:rPr>
+            </w:pPr>
+            <w:r>
+              <w:rPr>
+                <w:sz w:val="18"/>
+                <w:szCs w:val="18"/>
               </w:rPr>
               <w:t>서버에서 ROLE_ADMIN 제한 또는 소유권 조건(3장)</w:t>
             </w:r>
           </w:p>
         </w:tc>
+        <w:bookmarkStart w:id="0" w:name="_GoBack"/>
+        <w:bookmarkEnd w:id="0"/>
       </w:tr>
       <w:tr>
         <w:trPr>
@@ -17071,11 +17350,15 @@
           <w:p>
             <w:pPr>
               <w:spacing w:after="20"/>
-            </w:pPr>
-            <w:r>
-              <w:rPr>
-                <w:sz w:val="19"/>
-                <w:szCs w:val="19"/>
+              <w:rPr>
+                <w:sz w:val="18"/>
+                <w:szCs w:val="18"/>
+              </w:rPr>
+            </w:pPr>
+            <w:r>
+              <w:rPr>
+                <w:sz w:val="18"/>
+                <w:szCs w:val="18"/>
               </w:rPr>
               <w:t>2</w:t>
             </w:r>
@@ -17100,13 +17383,17 @@
           <w:p>
             <w:pPr>
               <w:spacing w:after="20"/>
-            </w:pPr>
-            <w:r>
-              <w:rPr>
-                <w:sz w:val="19"/>
-                <w:szCs w:val="19"/>
-              </w:rPr>
-              <w:t>client.js refreshAccessToken catch</w:t>
+              <w:rPr>
+                <w:sz w:val="18"/>
+                <w:szCs w:val="18"/>
+              </w:rPr>
+            </w:pPr>
+            <w:r>
+              <w:rPr>
+                <w:sz w:val="18"/>
+                <w:szCs w:val="18"/>
+              </w:rPr>
+              <w:t>api/client.js:155-158 — refreshAccessToken() catch(refreshError) { console.error(...) }</w:t>
             </w:r>
           </w:p>
         </w:tc>
@@ -17129,11 +17416,15 @@
           <w:p>
             <w:pPr>
               <w:spacing w:after="20"/>
-            </w:pPr>
-            <w:r>
-              <w:rPr>
-                <w:sz w:val="19"/>
-                <w:szCs w:val="19"/>
+              <w:rPr>
+                <w:sz w:val="18"/>
+                <w:szCs w:val="18"/>
+              </w:rPr>
+            </w:pPr>
+            <w:r>
+              <w:rPr>
+                <w:sz w:val="18"/>
+                <w:szCs w:val="18"/>
               </w:rPr>
               <w:t>axios 원본 오류를 출력 → config.data의 refreshToken이 콘솔에 남음</w:t>
             </w:r>
@@ -17158,11 +17449,15 @@
           <w:p>
             <w:pPr>
               <w:spacing w:after="20"/>
-            </w:pPr>
-            <w:r>
-              <w:rPr>
-                <w:sz w:val="19"/>
-                <w:szCs w:val="19"/>
+              <w:rPr>
+                <w:sz w:val="18"/>
+                <w:szCs w:val="18"/>
+              </w:rPr>
+            </w:pPr>
+            <w:r>
+              <w:rPr>
+                <w:sz w:val="18"/>
+                <w:szCs w:val="18"/>
               </w:rPr>
               <w:t>중간</w:t>
             </w:r>
@@ -17187,11 +17482,15 @@
           <w:p>
             <w:pPr>
               <w:spacing w:after="20"/>
-            </w:pPr>
-            <w:r>
-              <w:rPr>
-                <w:sz w:val="19"/>
-                <w:szCs w:val="19"/>
+              <w:rPr>
+                <w:sz w:val="18"/>
+                <w:szCs w:val="18"/>
+              </w:rPr>
+            </w:pPr>
+            <w:r>
+              <w:rPr>
+                <w:sz w:val="18"/>
+                <w:szCs w:val="18"/>
               </w:rPr>
               <w:t>message·status만 로그, 운영 빌드 console 제거(4-6)</w:t>
             </w:r>
@@ -17222,11 +17521,15 @@
           <w:p>
             <w:pPr>
               <w:spacing w:after="20"/>
-            </w:pPr>
-            <w:r>
-              <w:rPr>
-                <w:sz w:val="19"/>
-                <w:szCs w:val="19"/>
+              <w:rPr>
+                <w:sz w:val="18"/>
+                <w:szCs w:val="18"/>
+              </w:rPr>
+            </w:pPr>
+            <w:r>
+              <w:rPr>
+                <w:sz w:val="18"/>
+                <w:szCs w:val="18"/>
               </w:rPr>
               <w:t>3</w:t>
             </w:r>
@@ -17251,13 +17554,17 @@
           <w:p>
             <w:pPr>
               <w:spacing w:after="20"/>
-            </w:pPr>
-            <w:r>
-              <w:rPr>
-                <w:sz w:val="19"/>
-                <w:szCs w:val="19"/>
-              </w:rPr>
-              <w:t>studentApi.js fetch·update·deleteStudent</w:t>
+              <w:rPr>
+                <w:sz w:val="18"/>
+                <w:szCs w:val="18"/>
+              </w:rPr>
+            </w:pPr>
+            <w:r>
+              <w:rPr>
+                <w:sz w:val="18"/>
+                <w:szCs w:val="18"/>
+              </w:rPr>
+              <w:t>api/studentApi.js:69-72(fetchStudent), 95-98(updateStudent), 100-104(deleteStudent)</w:t>
             </w:r>
           </w:p>
         </w:tc>
@@ -17280,11 +17587,15 @@
           <w:p>
             <w:pPr>
               <w:spacing w:after="20"/>
-            </w:pPr>
-            <w:r>
-              <w:rPr>
-                <w:sz w:val="19"/>
-                <w:szCs w:val="19"/>
+              <w:rPr>
+                <w:sz w:val="18"/>
+                <w:szCs w:val="18"/>
+              </w:rPr>
+            </w:pPr>
+            <w:r>
+              <w:rPr>
+                <w:sz w:val="18"/>
+                <w:szCs w:val="18"/>
               </w:rPr>
               <w:t>경로 id를 인코딩·검증 없이 붙임</w:t>
             </w:r>
@@ -17309,11 +17620,15 @@
           <w:p>
             <w:pPr>
               <w:spacing w:after="20"/>
-            </w:pPr>
-            <w:r>
-              <w:rPr>
-                <w:sz w:val="19"/>
-                <w:szCs w:val="19"/>
+              <w:rPr>
+                <w:sz w:val="18"/>
+                <w:szCs w:val="18"/>
+              </w:rPr>
+            </w:pPr>
+            <w:r>
+              <w:rPr>
+                <w:sz w:val="18"/>
+                <w:szCs w:val="18"/>
               </w:rPr>
               <w:t>중간</w:t>
             </w:r>
@@ -17338,11 +17653,15 @@
           <w:p>
             <w:pPr>
               <w:spacing w:after="20"/>
-            </w:pPr>
-            <w:r>
-              <w:rPr>
-                <w:sz w:val="19"/>
-                <w:szCs w:val="19"/>
+              <w:rPr>
+                <w:sz w:val="18"/>
+                <w:szCs w:val="18"/>
+              </w:rPr>
+            </w:pPr>
+            <w:r>
+              <w:rPr>
+                <w:sz w:val="18"/>
+                <w:szCs w:val="18"/>
               </w:rPr>
               <w:t>숫자 검사 + encodeURIComponent(4-4)</w:t>
             </w:r>
@@ -17373,12 +17692,17 @@
           <w:p>
             <w:pPr>
               <w:spacing w:after="20"/>
-            </w:pPr>
-            <w:r>
-              <w:rPr>
-                <w:sz w:val="19"/>
-                <w:szCs w:val="19"/>
-              </w:rPr>
+              <w:rPr>
+                <w:sz w:val="18"/>
+                <w:szCs w:val="18"/>
+              </w:rPr>
+            </w:pPr>
+            <w:r>
+              <w:rPr>
+                <w:sz w:val="18"/>
+                <w:szCs w:val="18"/>
+              </w:rPr>
+              <w:lastRenderedPageBreak/>
               <w:t>4</w:t>
             </w:r>
           </w:p>
@@ -17402,13 +17726,17 @@
           <w:p>
             <w:pPr>
               <w:spacing w:after="20"/>
-            </w:pPr>
-            <w:r>
-              <w:rPr>
-                <w:sz w:val="19"/>
-                <w:szCs w:val="19"/>
-              </w:rPr>
-              <w:t>lib/token.js</w:t>
+              <w:rPr>
+                <w:sz w:val="18"/>
+                <w:szCs w:val="18"/>
+              </w:rPr>
+            </w:pPr>
+            <w:r>
+              <w:rPr>
+                <w:sz w:val="18"/>
+                <w:szCs w:val="18"/>
+              </w:rPr>
+              <w:t>lib/token.js:44-48(getRefreshToken·setRefreshToken·clearRefreshToken)</w:t>
             </w:r>
           </w:p>
         </w:tc>
@@ -17431,11 +17759,15 @@
           <w:p>
             <w:pPr>
               <w:spacing w:after="20"/>
-            </w:pPr>
-            <w:r>
-              <w:rPr>
-                <w:sz w:val="19"/>
-                <w:szCs w:val="19"/>
+              <w:rPr>
+                <w:sz w:val="18"/>
+                <w:szCs w:val="18"/>
+              </w:rPr>
+            </w:pPr>
+            <w:r>
+              <w:rPr>
+                <w:sz w:val="18"/>
+                <w:szCs w:val="18"/>
               </w:rPr>
               <w:t>14일짜리 refreshToken을 sessionStorage에 보관</w:t>
             </w:r>
@@ -17460,11 +17792,15 @@
           <w:p>
             <w:pPr>
               <w:spacing w:after="20"/>
-            </w:pPr>
-            <w:r>
-              <w:rPr>
-                <w:sz w:val="19"/>
-                <w:szCs w:val="19"/>
+              <w:rPr>
+                <w:sz w:val="18"/>
+                <w:szCs w:val="18"/>
+              </w:rPr>
+            </w:pPr>
+            <w:r>
+              <w:rPr>
+                <w:sz w:val="18"/>
+                <w:szCs w:val="18"/>
               </w:rPr>
               <w:t>중간(교육용 수용)</w:t>
             </w:r>
@@ -17489,11 +17825,15 @@
           <w:p>
             <w:pPr>
               <w:spacing w:after="20"/>
-            </w:pPr>
-            <w:r>
-              <w:rPr>
-                <w:sz w:val="19"/>
-                <w:szCs w:val="19"/>
+              <w:rPr>
+                <w:sz w:val="18"/>
+                <w:szCs w:val="18"/>
+              </w:rPr>
+            </w:pPr>
+            <w:r>
+              <w:rPr>
+                <w:sz w:val="18"/>
+                <w:szCs w:val="18"/>
               </w:rPr>
               <w:t>운영은 HttpOnly 쿠키(4-1)</w:t>
             </w:r>
@@ -17524,11 +17864,15 @@
           <w:p>
             <w:pPr>
               <w:spacing w:after="20"/>
-            </w:pPr>
-            <w:r>
-              <w:rPr>
-                <w:sz w:val="19"/>
-                <w:szCs w:val="19"/>
+              <w:rPr>
+                <w:sz w:val="18"/>
+                <w:szCs w:val="18"/>
+              </w:rPr>
+            </w:pPr>
+            <w:r>
+              <w:rPr>
+                <w:sz w:val="18"/>
+                <w:szCs w:val="18"/>
               </w:rPr>
               <w:t>5</w:t>
             </w:r>
@@ -17553,13 +17897,17 @@
           <w:p>
             <w:pPr>
               <w:spacing w:after="20"/>
-            </w:pPr>
-            <w:r>
-              <w:rPr>
-                <w:sz w:val="19"/>
-                <w:szCs w:val="19"/>
-              </w:rPr>
-              <w:t>백엔드 회원가입</w:t>
+              <w:rPr>
+                <w:sz w:val="18"/>
+                <w:szCs w:val="18"/>
+              </w:rPr>
+            </w:pPr>
+            <w:r>
+              <w:rPr>
+                <w:sz w:val="18"/>
+                <w:szCs w:val="18"/>
+              </w:rPr>
+              <w:t>Student_JWT security/controller/dto/SignUpRequest.java:27(@Size(min = 4))</w:t>
             </w:r>
           </w:p>
         </w:tc>
@@ -17582,11 +17930,15 @@
           <w:p>
             <w:pPr>
               <w:spacing w:after="20"/>
-            </w:pPr>
-            <w:r>
-              <w:rPr>
-                <w:sz w:val="19"/>
-                <w:szCs w:val="19"/>
+              <w:rPr>
+                <w:sz w:val="18"/>
+                <w:szCs w:val="18"/>
+              </w:rPr>
+            </w:pPr>
+            <w:r>
+              <w:rPr>
+                <w:sz w:val="18"/>
+                <w:szCs w:val="18"/>
               </w:rPr>
               <w:t>비밀번호 4자 이상</w:t>
             </w:r>
@@ -17611,11 +17963,15 @@
           <w:p>
             <w:pPr>
               <w:spacing w:after="20"/>
-            </w:pPr>
-            <w:r>
-              <w:rPr>
-                <w:sz w:val="19"/>
-                <w:szCs w:val="19"/>
+              <w:rPr>
+                <w:sz w:val="18"/>
+                <w:szCs w:val="18"/>
+              </w:rPr>
+            </w:pPr>
+            <w:r>
+              <w:rPr>
+                <w:sz w:val="18"/>
+                <w:szCs w:val="18"/>
               </w:rPr>
               <w:t>중간(교육용 수용)</w:t>
             </w:r>
@@ -17640,11 +17996,15 @@
           <w:p>
             <w:pPr>
               <w:spacing w:after="20"/>
-            </w:pPr>
-            <w:r>
-              <w:rPr>
-                <w:sz w:val="19"/>
-                <w:szCs w:val="19"/>
+              <w:rPr>
+                <w:sz w:val="18"/>
+                <w:szCs w:val="18"/>
+              </w:rPr>
+            </w:pPr>
+            <w:r>
+              <w:rPr>
+                <w:sz w:val="18"/>
+                <w:szCs w:val="18"/>
               </w:rPr>
               <w:t>운영은 서버 정책 강화(4-7)</w:t>
             </w:r>
@@ -17675,11 +18035,15 @@
           <w:p>
             <w:pPr>
               <w:spacing w:after="20"/>
-            </w:pPr>
-            <w:r>
-              <w:rPr>
-                <w:sz w:val="19"/>
-                <w:szCs w:val="19"/>
+              <w:rPr>
+                <w:sz w:val="18"/>
+                <w:szCs w:val="18"/>
+              </w:rPr>
+            </w:pPr>
+            <w:r>
+              <w:rPr>
+                <w:sz w:val="18"/>
+                <w:szCs w:val="18"/>
               </w:rPr>
               <w:t>6</w:t>
             </w:r>
@@ -17704,13 +18068,33 @@
           <w:p>
             <w:pPr>
               <w:spacing w:after="20"/>
-            </w:pPr>
-            <w:r>
-              <w:rPr>
-                <w:sz w:val="19"/>
-                <w:szCs w:val="19"/>
-              </w:rPr>
-              <w:t>LoginPage.jsx</w:t>
+              <w:rPr>
+                <w:sz w:val="18"/>
+                <w:szCs w:val="18"/>
+              </w:rPr>
+            </w:pPr>
+            <w:r>
+              <w:rPr>
+                <w:sz w:val="18"/>
+                <w:szCs w:val="18"/>
+              </w:rPr>
+              <w:t xml:space="preserve">pages/LoginPage.jsx:44(const from = </w:t>
+            </w:r>
+            <w:proofErr w:type="gramStart"/>
+            <w:r>
+              <w:rPr>
+                <w:sz w:val="18"/>
+                <w:szCs w:val="18"/>
+              </w:rPr>
+              <w:t>location.state?.</w:t>
+            </w:r>
+            <w:proofErr w:type="gramEnd"/>
+            <w:r>
+              <w:rPr>
+                <w:sz w:val="18"/>
+                <w:szCs w:val="18"/>
+              </w:rPr>
+              <w:t>from ?? DEFAULT_AFTER_LOGIN)</w:t>
             </w:r>
           </w:p>
         </w:tc>
@@ -17733,11 +18117,15 @@
           <w:p>
             <w:pPr>
               <w:spacing w:after="20"/>
-            </w:pPr>
-            <w:r>
-              <w:rPr>
-                <w:sz w:val="19"/>
-                <w:szCs w:val="19"/>
+              <w:rPr>
+                <w:sz w:val="18"/>
+                <w:szCs w:val="18"/>
+              </w:rPr>
+            </w:pPr>
+            <w:r>
+              <w:rPr>
+                <w:sz w:val="18"/>
+                <w:szCs w:val="18"/>
               </w:rPr>
               <w:t>location.state.from을 검증 없이 navigate</w:t>
             </w:r>
@@ -17762,11 +18150,15 @@
           <w:p>
             <w:pPr>
               <w:spacing w:after="20"/>
-            </w:pPr>
-            <w:r>
-              <w:rPr>
-                <w:sz w:val="19"/>
-                <w:szCs w:val="19"/>
+              <w:rPr>
+                <w:sz w:val="18"/>
+                <w:szCs w:val="18"/>
+              </w:rPr>
+            </w:pPr>
+            <w:r>
+              <w:rPr>
+                <w:sz w:val="18"/>
+                <w:szCs w:val="18"/>
               </w:rPr>
               <w:t>낮음</w:t>
             </w:r>
@@ -17791,11 +18183,15 @@
           <w:p>
             <w:pPr>
               <w:spacing w:after="20"/>
-            </w:pPr>
-            <w:r>
-              <w:rPr>
-                <w:sz w:val="19"/>
-                <w:szCs w:val="19"/>
+              <w:rPr>
+                <w:sz w:val="18"/>
+                <w:szCs w:val="18"/>
+              </w:rPr>
+            </w:pPr>
+            <w:r>
+              <w:rPr>
+                <w:sz w:val="18"/>
+                <w:szCs w:val="18"/>
               </w:rPr>
               <w:t>내부 경로만 허용(4-5)</w:t>
             </w:r>
@@ -17826,11 +18222,15 @@
           <w:p>
             <w:pPr>
               <w:spacing w:after="20"/>
-            </w:pPr>
-            <w:r>
-              <w:rPr>
-                <w:sz w:val="19"/>
-                <w:szCs w:val="19"/>
+              <w:rPr>
+                <w:sz w:val="18"/>
+                <w:szCs w:val="18"/>
+              </w:rPr>
+            </w:pPr>
+            <w:r>
+              <w:rPr>
+                <w:sz w:val="18"/>
+                <w:szCs w:val="18"/>
               </w:rPr>
               <w:t>7</w:t>
             </w:r>
@@ -17855,13 +18255,33 @@
           <w:p>
             <w:pPr>
               <w:spacing w:after="20"/>
-            </w:pPr>
-            <w:r>
-              <w:rPr>
-                <w:sz w:val="19"/>
-                <w:szCs w:val="19"/>
-              </w:rPr>
-              <w:t>authStore.js logout</w:t>
+              <w:rPr>
+                <w:sz w:val="18"/>
+                <w:szCs w:val="18"/>
+              </w:rPr>
+            </w:pPr>
+            <w:r>
+              <w:rPr>
+                <w:sz w:val="18"/>
+                <w:szCs w:val="18"/>
+              </w:rPr>
+              <w:t>store/authStore.js</w:t>
+            </w:r>
+            <w:proofErr w:type="gramStart"/>
+            <w:r>
+              <w:rPr>
+                <w:sz w:val="18"/>
+                <w:szCs w:val="18"/>
+              </w:rPr>
+              <w:t>:167</w:t>
+            </w:r>
+            <w:proofErr w:type="gramEnd"/>
+            <w:r>
+              <w:rPr>
+                <w:sz w:val="18"/>
+                <w:szCs w:val="18"/>
+              </w:rPr>
+              <w:t xml:space="preserve"> — useStudentStore.getState().reset()만 호출(departmentStore·messageStore에는 reset 자체가 없음)</w:t>
             </w:r>
           </w:p>
         </w:tc>
@@ -17884,11 +18304,15 @@
           <w:p>
             <w:pPr>
               <w:spacing w:after="20"/>
-            </w:pPr>
-            <w:r>
-              <w:rPr>
-                <w:sz w:val="19"/>
-                <w:szCs w:val="19"/>
+              <w:rPr>
+                <w:sz w:val="18"/>
+                <w:szCs w:val="18"/>
+              </w:rPr>
+            </w:pPr>
+            <w:r>
+              <w:rPr>
+                <w:sz w:val="18"/>
+                <w:szCs w:val="18"/>
               </w:rPr>
               <w:t>다른 store가 초기화되지 않음</w:t>
             </w:r>
@@ -17913,11 +18337,15 @@
           <w:p>
             <w:pPr>
               <w:spacing w:after="20"/>
-            </w:pPr>
-            <w:r>
-              <w:rPr>
-                <w:sz w:val="19"/>
-                <w:szCs w:val="19"/>
+              <w:rPr>
+                <w:sz w:val="18"/>
+                <w:szCs w:val="18"/>
+              </w:rPr>
+            </w:pPr>
+            <w:r>
+              <w:rPr>
+                <w:sz w:val="18"/>
+                <w:szCs w:val="18"/>
               </w:rPr>
               <w:t>낮음</w:t>
             </w:r>
@@ -17942,11 +18370,15 @@
           <w:p>
             <w:pPr>
               <w:spacing w:after="20"/>
-            </w:pPr>
-            <w:r>
-              <w:rPr>
-                <w:sz w:val="19"/>
-                <w:szCs w:val="19"/>
+              <w:rPr>
+                <w:sz w:val="18"/>
+                <w:szCs w:val="18"/>
+              </w:rPr>
+            </w:pPr>
+            <w:r>
+              <w:rPr>
+                <w:sz w:val="18"/>
+                <w:szCs w:val="18"/>
               </w:rPr>
               <w:t>store별 reset을 logout에서 호출(4-12)</w:t>
             </w:r>
@@ -17977,11 +18409,15 @@
           <w:p>
             <w:pPr>
               <w:spacing w:after="20"/>
-            </w:pPr>
-            <w:r>
-              <w:rPr>
-                <w:sz w:val="19"/>
-                <w:szCs w:val="19"/>
+              <w:rPr>
+                <w:sz w:val="18"/>
+                <w:szCs w:val="18"/>
+              </w:rPr>
+            </w:pPr>
+            <w:r>
+              <w:rPr>
+                <w:sz w:val="18"/>
+                <w:szCs w:val="18"/>
               </w:rPr>
               <w:t>8</w:t>
             </w:r>
@@ -18006,13 +18442,33 @@
           <w:p>
             <w:pPr>
               <w:spacing w:after="20"/>
-            </w:pPr>
-            <w:r>
-              <w:rPr>
-                <w:sz w:val="19"/>
-                <w:szCs w:val="19"/>
-              </w:rPr>
-              <w:t>lib/token.js 주석</w:t>
+              <w:rPr>
+                <w:sz w:val="18"/>
+                <w:szCs w:val="18"/>
+              </w:rPr>
+            </w:pPr>
+            <w:r>
+              <w:rPr>
+                <w:sz w:val="18"/>
+                <w:szCs w:val="18"/>
+              </w:rPr>
+              <w:t>lib/token.js</w:t>
+            </w:r>
+            <w:proofErr w:type="gramStart"/>
+            <w:r>
+              <w:rPr>
+                <w:sz w:val="18"/>
+                <w:szCs w:val="18"/>
+              </w:rPr>
+              <w:t>:12</w:t>
+            </w:r>
+            <w:proofErr w:type="gramEnd"/>
+            <w:r>
+              <w:rPr>
+                <w:sz w:val="18"/>
+                <w:szCs w:val="18"/>
+              </w:rPr>
+              <w:t>-13(sessionStorage 선택 이유 주석)</w:t>
             </w:r>
           </w:p>
         </w:tc>
@@ -18035,11 +18491,15 @@
           <w:p>
             <w:pPr>
               <w:spacing w:after="20"/>
-            </w:pPr>
-            <w:r>
-              <w:rPr>
-                <w:sz w:val="19"/>
-                <w:szCs w:val="19"/>
+              <w:rPr>
+                <w:sz w:val="18"/>
+                <w:szCs w:val="18"/>
+              </w:rPr>
+            </w:pPr>
+            <w:r>
+              <w:rPr>
+                <w:sz w:val="18"/>
+                <w:szCs w:val="18"/>
               </w:rPr>
               <w:t>"갱신(refresh) API가 없어서" — 현재 구조와 다름</w:t>
             </w:r>
@@ -18064,11 +18524,15 @@
           <w:p>
             <w:pPr>
               <w:spacing w:after="20"/>
-            </w:pPr>
-            <w:r>
-              <w:rPr>
-                <w:sz w:val="19"/>
-                <w:szCs w:val="19"/>
+              <w:rPr>
+                <w:sz w:val="18"/>
+                <w:szCs w:val="18"/>
+              </w:rPr>
+            </w:pPr>
+            <w:r>
+              <w:rPr>
+                <w:sz w:val="18"/>
+                <w:szCs w:val="18"/>
               </w:rPr>
               <w:t>정보</w:t>
             </w:r>
@@ -18093,11 +18557,15 @@
           <w:p>
             <w:pPr>
               <w:spacing w:after="20"/>
-            </w:pPr>
-            <w:r>
-              <w:rPr>
-                <w:sz w:val="19"/>
-                <w:szCs w:val="19"/>
+              <w:rPr>
+                <w:sz w:val="18"/>
+                <w:szCs w:val="18"/>
+              </w:rPr>
+            </w:pPr>
+            <w:r>
+              <w:rPr>
+                <w:sz w:val="18"/>
+                <w:szCs w:val="18"/>
               </w:rPr>
               <w:t>주석 갱신</w:t>
             </w:r>
@@ -18116,7 +18584,6 @@
         <w:spacing w:before="300" w:after="150"/>
       </w:pPr>
       <w:r>
-        <w:lastRenderedPageBreak/>
         <w:t>8. 배포 전 보안 점검 체크리스트</w:t>
       </w:r>
     </w:p>
@@ -18180,7 +18647,7 @@
         <w:ind w:left="360" w:hanging="360"/>
       </w:pPr>
       <w:r>
-        <w:t xml:space="preserve">☐  로그아웃 시 토큰·store가 모두 초기화</w:t>
+        <w:t>☐  로그아웃 시 토큰·store가 모두 초기화</w:t>
       </w:r>
       <w:r>
         <w:rPr>
@@ -18198,6 +18665,7 @@
         <w:spacing w:before="220" w:after="80"/>
       </w:pPr>
       <w:r>
+        <w:lastRenderedPageBreak/>
         <w:t>빌드 · 의존성</w:t>
       </w:r>
     </w:p>
@@ -18270,12 +18738,7 @@
         <w:spacing w:before="300" w:after="150"/>
       </w:pPr>
       <w:r>
-        <w:t>9</w:t>
-      </w:r>
-      <w:bookmarkStart w:id="0" w:name="_GoBack"/>
-      <w:bookmarkEnd w:id="0"/>
-      <w:r>
-        <w:t>. 관련 문서</w:t>
+        <w:t>9. 관련 문서</w:t>
       </w:r>
     </w:p>
     <w:p>
@@ -18441,7 +18904,7 @@
         <w:sz w:val="18"/>
         <w:szCs w:val="18"/>
       </w:rPr>
-      <w:t>18</w:t>
+      <w:t>17</w:t>
     </w:r>
     <w:r>
       <w:rPr>

--- a/docs/00_Frontend_Security_Guide.docx
+++ b/docs/00_Frontend_Security_Guide.docx
@@ -697,7 +697,29 @@
                 <w:sz w:val="19"/>
                 <w:szCs w:val="19"/>
               </w:rPr>
-              <w:t>JSX 자동 escape 유지, 서버 메시지 그대로 표시. 숨김 ≠ 보안</w:t>
+              <w:t xml:space="preserve">JSX 자동 escape 유지, 서버 메시지 그대로 표시. </w:t>
+            </w:r>
+            <w:r>
+              <w:rPr>
+                <w:sz w:val="19"/>
+                <w:szCs w:val="19"/>
+              </w:rPr>
+              <w:t>버튼을 숨겨도 API는 열려 있다 → 실제 차단은 서버가</w:t>
+            </w:r>
+            <w:r>
+              <w:rPr>
+                <w:sz w:val="19"/>
+                <w:szCs w:val="19"/>
+              </w:rPr>
+              <w:t xml:space="preserve"> </w:t>
+            </w:r>
+            <w:r>
+              <w:rPr>
+                <w:rFonts w:hint="eastAsia"/>
+                <w:sz w:val="19"/>
+                <w:szCs w:val="19"/>
+              </w:rPr>
+              <w:t>한다.</w:t>
             </w:r>
           </w:p>
         </w:tc>
@@ -907,7 +929,50 @@
                 <w:sz w:val="19"/>
                 <w:szCs w:val="19"/>
               </w:rPr>
-              <w:t>roles는 표시용. 값이 없으면 "권한 없음"(fail-closed)</w:t>
+              <w:t>roles는 표시용. 값이 없으면 "권한 없음</w:t>
+            </w:r>
+            <w:r>
+              <w:rPr>
+                <w:sz w:val="19"/>
+                <w:szCs w:val="19"/>
+              </w:rPr>
+              <w:t xml:space="preserve"> </w:t>
+            </w:r>
+            <w:r>
+              <w:rPr>
+                <w:sz w:val="19"/>
+                <w:szCs w:val="19"/>
+              </w:rPr>
+              <w:t>(fail-closed</w:t>
+            </w:r>
+            <w:r>
+              <w:rPr>
+                <w:sz w:val="19"/>
+                <w:szCs w:val="19"/>
+              </w:rPr>
+              <w:t xml:space="preserve">: </w:t>
+            </w:r>
+            <w:r>
+              <w:rPr>
+                <w:rFonts w:hint="eastAsia"/>
+                <w:sz w:val="18"/>
+                <w:szCs w:val="18"/>
+              </w:rPr>
+              <w:t>권한 없는 사용자로 처리함</w:t>
+            </w:r>
+            <w:r>
+              <w:rPr>
+                <w:sz w:val="19"/>
+                <w:szCs w:val="19"/>
+              </w:rPr>
+              <w:t>)</w:t>
+            </w:r>
+            <w:r>
+              <w:rPr>
+                <w:sz w:val="19"/>
+                <w:szCs w:val="19"/>
+              </w:rPr>
+              <w:t>"</w:t>
             </w:r>
           </w:p>
         </w:tc>
@@ -1012,7 +1077,131 @@
                 <w:sz w:val="19"/>
                 <w:szCs w:val="19"/>
               </w:rPr>
-              <w:t>경로값 인코딩·검증, 쿼리는 params</w:t>
+              <w:t>경로</w:t>
+            </w:r>
+            <w:r>
+              <w:rPr>
+                <w:rFonts w:hint="eastAsia"/>
+                <w:sz w:val="19"/>
+                <w:szCs w:val="19"/>
+              </w:rPr>
+              <w:t xml:space="preserve"> 안에 들어가는 </w:t>
+            </w:r>
+            <w:r>
+              <w:rPr>
+                <w:sz w:val="19"/>
+                <w:szCs w:val="19"/>
+              </w:rPr>
+              <w:t>값</w:t>
+            </w:r>
+            <w:r>
+              <w:rPr>
+                <w:rFonts w:hint="eastAsia"/>
+                <w:sz w:val="19"/>
+                <w:szCs w:val="19"/>
+              </w:rPr>
+              <w:t>은</w:t>
+            </w:r>
+            <w:r>
+              <w:rPr>
+                <w:sz w:val="19"/>
+                <w:szCs w:val="19"/>
+              </w:rPr>
+              <w:t xml:space="preserve"> </w:t>
+            </w:r>
+            <w:proofErr w:type="spellStart"/>
+            <w:r>
+              <w:rPr>
+                <w:rFonts w:hint="eastAsia"/>
+                <w:sz w:val="19"/>
+                <w:szCs w:val="19"/>
+              </w:rPr>
+              <w:t>e</w:t>
+            </w:r>
+            <w:r>
+              <w:rPr>
+                <w:sz w:val="19"/>
+                <w:szCs w:val="19"/>
+              </w:rPr>
+              <w:t>ncodeURIComponent</w:t>
+            </w:r>
+            <w:proofErr w:type="spellEnd"/>
+            <w:r>
+              <w:rPr>
+                <w:sz w:val="19"/>
+                <w:szCs w:val="19"/>
+              </w:rPr>
+              <w:t>(</w:t>
+            </w:r>
+            <w:r>
+              <w:rPr>
+                <w:rFonts w:hint="eastAsia"/>
+                <w:sz w:val="19"/>
+                <w:szCs w:val="19"/>
+              </w:rPr>
+              <w:t>값)</w:t>
+            </w:r>
+            <w:r>
+              <w:rPr>
+                <w:sz w:val="19"/>
+                <w:szCs w:val="19"/>
+              </w:rPr>
+              <w:t xml:space="preserve">·검증, </w:t>
+            </w:r>
+            <w:r>
+              <w:rPr>
+                <w:sz w:val="19"/>
+                <w:szCs w:val="19"/>
+              </w:rPr>
+              <w:br/>
+            </w:r>
+            <w:r>
+              <w:rPr>
+                <w:sz w:val="19"/>
+                <w:szCs w:val="19"/>
+              </w:rPr>
+              <w:t xml:space="preserve">쿼리는 </w:t>
+            </w:r>
+            <w:proofErr w:type="spellStart"/>
+            <w:r>
+              <w:rPr>
+                <w:sz w:val="19"/>
+                <w:szCs w:val="19"/>
+              </w:rPr>
+              <w:t>axios</w:t>
+            </w:r>
+            <w:proofErr w:type="spellEnd"/>
+            <w:r>
+              <w:rPr>
+                <w:rFonts w:hint="eastAsia"/>
+                <w:sz w:val="19"/>
+                <w:szCs w:val="19"/>
+              </w:rPr>
+              <w:t xml:space="preserve">의 </w:t>
+            </w:r>
+            <w:proofErr w:type="spellStart"/>
+            <w:r>
+              <w:rPr>
+                <w:sz w:val="19"/>
+                <w:szCs w:val="19"/>
+              </w:rPr>
+              <w:t>params</w:t>
+            </w:r>
+            <w:proofErr w:type="spellEnd"/>
+            <w:r>
+              <w:rPr>
+                <w:sz w:val="19"/>
+                <w:szCs w:val="19"/>
+              </w:rPr>
+              <w:t xml:space="preserve"> </w:t>
+            </w:r>
+            <w:r>
+              <w:rPr>
+                <w:rFonts w:hint="eastAsia"/>
+                <w:sz w:val="19"/>
+                <w:szCs w:val="19"/>
+              </w:rPr>
+              <w:t>옵션</w:t>
             </w:r>
           </w:p>
         </w:tc>
@@ -1047,6 +1236,7 @@
                 <w:sz w:val="19"/>
                 <w:szCs w:val="19"/>
               </w:rPr>
+              <w:lastRenderedPageBreak/>
               <w:t>통신 통로</w:t>
             </w:r>
           </w:p>
@@ -1152,7 +1342,6 @@
                 <w:sz w:val="19"/>
                 <w:szCs w:val="19"/>
               </w:rPr>
-              <w:lastRenderedPageBreak/>
               <w:t>토큰 보관</w:t>
             </w:r>
           </w:p>
@@ -5528,7 +5717,15 @@
         <w:t>마지막 안전망 — CSP</w:t>
       </w:r>
       <w:r>
-        <w:t>: 배포 서버에서 script-src 'self'(우리 서버 스크립트만 실행 → onerror 같은 인라인 코드 차단)와 connect-src(정해진 서버로만 요청 → 토큰 전송 차단)를 설정한다(4-10). 구멍을 메우는 것이 아니라 피해를 줄이는 두 번째 방어선이다.</w:t>
+        <w:t>: 배포 서버에서 script-</w:t>
+      </w:r>
+      <w:proofErr w:type="spellStart"/>
+      <w:r>
+        <w:t>src</w:t>
+      </w:r>
+      <w:proofErr w:type="spellEnd"/>
+      <w:r>
+        <w:t xml:space="preserve"> 'self'(서버 스크립트만 실행 → onerror 같은 인라인 코드 차단)와 connect-src(정해진 서버로만 요청 → 토큰 전송 차단)를 설정한다(4-10). 구멍을 메우는 것이 아니라 피해를 줄이는 두 번째 방어선이다.</w:t>
       </w:r>
     </w:p>
     <w:p>
@@ -5556,8 +5753,8 @@
         <w:tblLook w:val="04A0" w:firstRow="1" w:lastRow="0" w:firstColumn="1" w:lastColumn="0" w:noHBand="0" w:noVBand="1"/>
       </w:tblPr>
       <w:tblGrid>
-        <w:gridCol w:w="1985"/>
-        <w:gridCol w:w="7041"/>
+        <w:gridCol w:w="2124"/>
+        <w:gridCol w:w="6902"/>
       </w:tblGrid>
       <w:tr>
         <w:trPr>
@@ -5565,7 +5762,7 @@
         </w:trPr>
         <w:tc>
           <w:tcPr>
-            <w:tcW w:w="1985" w:type="dxa"/>
+            <w:tcW w:w="2124" w:type="dxa"/>
             <w:tcBorders>
               <w:top w:val="single" w:sz="2" w:space="0" w:color="BFBFBF"/>
               <w:left w:val="single" w:sz="2" w:space="0" w:color="BFBFBF"/>
@@ -5597,7 +5794,7 @@
         </w:tc>
         <w:tc>
           <w:tcPr>
-            <w:tcW w:w="7041" w:type="dxa"/>
+            <w:tcW w:w="6902" w:type="dxa"/>
             <w:tcBorders>
               <w:top w:val="single" w:sz="2" w:space="0" w:color="BFBFBF"/>
               <w:left w:val="single" w:sz="2" w:space="0" w:color="BFBFBF"/>
@@ -5634,7 +5831,7 @@
         </w:trPr>
         <w:tc>
           <w:tcPr>
-            <w:tcW w:w="1985" w:type="dxa"/>
+            <w:tcW w:w="2124" w:type="dxa"/>
             <w:tcBorders>
               <w:top w:val="single" w:sz="2" w:space="0" w:color="BFBFBF"/>
               <w:left w:val="single" w:sz="2" w:space="0" w:color="BFBFBF"/>
@@ -5664,7 +5861,7 @@
         </w:tc>
         <w:tc>
           <w:tcPr>
-            <w:tcW w:w="7041" w:type="dxa"/>
+            <w:tcW w:w="6902" w:type="dxa"/>
             <w:tcBorders>
               <w:top w:val="single" w:sz="2" w:space="0" w:color="BFBFBF"/>
               <w:left w:val="single" w:sz="2" w:space="0" w:color="BFBFBF"/>
@@ -5698,7 +5895,7 @@
         </w:trPr>
         <w:tc>
           <w:tcPr>
-            <w:tcW w:w="1985" w:type="dxa"/>
+            <w:tcW w:w="2124" w:type="dxa"/>
             <w:tcBorders>
               <w:top w:val="single" w:sz="2" w:space="0" w:color="BFBFBF"/>
               <w:left w:val="single" w:sz="2" w:space="0" w:color="BFBFBF"/>
@@ -5728,7 +5925,7 @@
         </w:tc>
         <w:tc>
           <w:tcPr>
-            <w:tcW w:w="7041" w:type="dxa"/>
+            <w:tcW w:w="6902" w:type="dxa"/>
             <w:tcBorders>
               <w:top w:val="single" w:sz="2" w:space="0" w:color="BFBFBF"/>
               <w:left w:val="single" w:sz="2" w:space="0" w:color="BFBFBF"/>
@@ -15952,10 +16149,22 @@
     </w:p>
     <w:p>
       <w:pPr>
+        <w:widowControl/>
+        <w:wordWrap/>
+        <w:autoSpaceDE/>
+        <w:autoSpaceDN/>
+      </w:pPr>
+      <w:r>
+        <w:br w:type="page"/>
+      </w:r>
+    </w:p>
+    <w:p>
+      <w:pPr>
         <w:pStyle w:val="1"/>
         <w:spacing w:before="300" w:after="150"/>
       </w:pPr>
       <w:r>
+        <w:lastRenderedPageBreak/>
         <w:t>7. 이 프로젝트가 실제로 적용한 방어와 개선할 점</w:t>
       </w:r>
     </w:p>
@@ -15983,8 +16192,8 @@
         <w:tblLook w:val="04A0" w:firstRow="1" w:lastRow="0" w:firstColumn="1" w:lastColumn="0" w:noHBand="0" w:noVBand="1"/>
       </w:tblPr>
       <w:tblGrid>
-        <w:gridCol w:w="2256"/>
-        <w:gridCol w:w="6770"/>
+        <w:gridCol w:w="2124"/>
+        <w:gridCol w:w="6902"/>
       </w:tblGrid>
       <w:tr>
         <w:trPr>
@@ -15992,7 +16201,7 @@
         </w:trPr>
         <w:tc>
           <w:tcPr>
-            <w:tcW w:w="2256" w:type="dxa"/>
+            <w:tcW w:w="2124" w:type="dxa"/>
             <w:tcBorders>
               <w:top w:val="single" w:sz="2" w:space="0" w:color="BFBFBF"/>
               <w:left w:val="single" w:sz="2" w:space="0" w:color="BFBFBF"/>
@@ -16024,7 +16233,7 @@
         </w:tc>
         <w:tc>
           <w:tcPr>
-            <w:tcW w:w="6770" w:type="dxa"/>
+            <w:tcW w:w="6902" w:type="dxa"/>
             <w:tcBorders>
               <w:top w:val="single" w:sz="2" w:space="0" w:color="BFBFBF"/>
               <w:left w:val="single" w:sz="2" w:space="0" w:color="BFBFBF"/>
@@ -16061,7 +16270,7 @@
         </w:trPr>
         <w:tc>
           <w:tcPr>
-            <w:tcW w:w="2256" w:type="dxa"/>
+            <w:tcW w:w="2124" w:type="dxa"/>
             <w:tcBorders>
               <w:top w:val="single" w:sz="2" w:space="0" w:color="BFBFBF"/>
               <w:left w:val="single" w:sz="2" w:space="0" w:color="BFBFBF"/>
@@ -16095,34 +16304,43 @@
         </w:tc>
         <w:tc>
           <w:tcPr>
-            <w:tcW w:w="6770" w:type="dxa"/>
-            <w:tcBorders>
-              <w:top w:val="single" w:sz="2" w:space="0" w:color="BFBFBF"/>
-              <w:left w:val="single" w:sz="2" w:space="0" w:color="BFBFBF"/>
-              <w:bottom w:val="single" w:sz="2" w:space="0" w:color="BFBFBF"/>
-              <w:right w:val="single" w:sz="2" w:space="0" w:color="BFBFBF"/>
-            </w:tcBorders>
-            <w:tcMar>
-              <w:top w:w="80" w:type="dxa"/>
-              <w:left w:w="100" w:type="dxa"/>
-              <w:bottom w:w="80" w:type="dxa"/>
-              <w:right w:w="100" w:type="dxa"/>
-            </w:tcMar>
-          </w:tcPr>
-          <w:p>
-            <w:pPr>
-              <w:spacing w:after="20"/>
-              <w:rPr>
-                <w:sz w:val="18"/>
-                <w:szCs w:val="18"/>
-              </w:rPr>
-            </w:pPr>
-            <w:r>
-              <w:rPr>
-                <w:sz w:val="18"/>
-                <w:szCs w:val="18"/>
-              </w:rPr>
-              <w:t>api/client.js</w:t>
+            <w:tcW w:w="6902" w:type="dxa"/>
+            <w:tcBorders>
+              <w:top w:val="single" w:sz="2" w:space="0" w:color="BFBFBF"/>
+              <w:left w:val="single" w:sz="2" w:space="0" w:color="BFBFBF"/>
+              <w:bottom w:val="single" w:sz="2" w:space="0" w:color="BFBFBF"/>
+              <w:right w:val="single" w:sz="2" w:space="0" w:color="BFBFBF"/>
+            </w:tcBorders>
+            <w:tcMar>
+              <w:top w:w="80" w:type="dxa"/>
+              <w:left w:w="100" w:type="dxa"/>
+              <w:bottom w:w="80" w:type="dxa"/>
+              <w:right w:w="100" w:type="dxa"/>
+            </w:tcMar>
+          </w:tcPr>
+          <w:p>
+            <w:pPr>
+              <w:spacing w:after="20"/>
+              <w:rPr>
+                <w:sz w:val="18"/>
+                <w:szCs w:val="18"/>
+              </w:rPr>
+            </w:pPr>
+            <w:proofErr w:type="spellStart"/>
+            <w:r>
+              <w:rPr>
+                <w:sz w:val="18"/>
+                <w:szCs w:val="18"/>
+              </w:rPr>
+              <w:t>api</w:t>
+            </w:r>
+            <w:proofErr w:type="spellEnd"/>
+            <w:r>
+              <w:rPr>
+                <w:sz w:val="18"/>
+                <w:szCs w:val="18"/>
+              </w:rPr>
+              <w:t>/client.js</w:t>
             </w:r>
             <w:proofErr w:type="gramStart"/>
             <w:r>
@@ -16138,7 +16356,156 @@
                 <w:sz w:val="18"/>
                 <w:szCs w:val="18"/>
               </w:rPr>
-              <w:t>-166(401 처리, notifyExpired() 호출 163행) → App.jsx:72-74(handleExpired → logout()·로그인 이동)</w:t>
+              <w:t xml:space="preserve">-166(401 처리, </w:t>
+            </w:r>
+            <w:proofErr w:type="spellStart"/>
+            <w:r>
+              <w:rPr>
+                <w:sz w:val="18"/>
+                <w:szCs w:val="18"/>
+              </w:rPr>
+              <w:t>notifyExpired</w:t>
+            </w:r>
+            <w:proofErr w:type="spellEnd"/>
+            <w:r>
+              <w:rPr>
+                <w:sz w:val="18"/>
+                <w:szCs w:val="18"/>
+              </w:rPr>
+              <w:t>() 호출 163행) → App.jsx:72-74(</w:t>
+            </w:r>
+            <w:proofErr w:type="spellStart"/>
+            <w:r>
+              <w:rPr>
+                <w:sz w:val="18"/>
+                <w:szCs w:val="18"/>
+              </w:rPr>
+              <w:t>handleExpired</w:t>
+            </w:r>
+            <w:proofErr w:type="spellEnd"/>
+            <w:r>
+              <w:rPr>
+                <w:sz w:val="18"/>
+                <w:szCs w:val="18"/>
+              </w:rPr>
+              <w:t xml:space="preserve"> → logout()·로그인 이동)</w:t>
+            </w:r>
+          </w:p>
+          <w:p>
+            <w:pPr>
+              <w:spacing w:after="20"/>
+              <w:rPr>
+                <w:sz w:val="18"/>
+                <w:szCs w:val="18"/>
+              </w:rPr>
+            </w:pPr>
+            <w:r>
+              <w:rPr>
+                <w:color w:val="1F4E79" w:themeColor="accent1" w:themeShade="80"/>
+                <w:sz w:val="16"/>
+                <w:szCs w:val="16"/>
+              </w:rPr>
+              <w:t xml:space="preserve">: </w:t>
+            </w:r>
+            <w:proofErr w:type="spellStart"/>
+            <w:r>
+              <w:rPr>
+                <w:color w:val="1F4E79" w:themeColor="accent1" w:themeShade="80"/>
+                <w:sz w:val="16"/>
+                <w:szCs w:val="16"/>
+              </w:rPr>
+              <w:t>refreshToken</w:t>
+            </w:r>
+            <w:proofErr w:type="spellEnd"/>
+            <w:r>
+              <w:rPr>
+                <w:color w:val="1F4E79" w:themeColor="accent1" w:themeShade="80"/>
+                <w:sz w:val="16"/>
+                <w:szCs w:val="16"/>
+              </w:rPr>
+              <w:t>으로도 복구할 수 없는 401(</w:t>
+            </w:r>
+            <w:proofErr w:type="spellStart"/>
+            <w:r>
+              <w:rPr>
+                <w:color w:val="1F4E79" w:themeColor="accent1" w:themeShade="80"/>
+                <w:sz w:val="16"/>
+                <w:szCs w:val="16"/>
+              </w:rPr>
+              <w:t>refreshToken</w:t>
+            </w:r>
+            <w:proofErr w:type="spellEnd"/>
+            <w:r>
+              <w:rPr>
+                <w:color w:val="1F4E79" w:themeColor="accent1" w:themeShade="80"/>
+                <w:sz w:val="16"/>
+                <w:szCs w:val="16"/>
+              </w:rPr>
+              <w:t xml:space="preserve"> 없음/만료/재사용 감지)이면 client.js가 토큰을 지우고 "</w:t>
+            </w:r>
+            <w:proofErr w:type="spellStart"/>
+            <w:r>
+              <w:rPr>
+                <w:color w:val="1F4E79" w:themeColor="accent1" w:themeShade="80"/>
+                <w:sz w:val="16"/>
+                <w:szCs w:val="16"/>
+              </w:rPr>
+              <w:t>auth</w:t>
+            </w:r>
+            <w:proofErr w:type="gramStart"/>
+            <w:r>
+              <w:rPr>
+                <w:color w:val="1F4E79" w:themeColor="accent1" w:themeShade="80"/>
+                <w:sz w:val="16"/>
+                <w:szCs w:val="16"/>
+              </w:rPr>
+              <w:t>:expired</w:t>
+            </w:r>
+            <w:proofErr w:type="spellEnd"/>
+            <w:proofErr w:type="gramEnd"/>
+            <w:r>
+              <w:rPr>
+                <w:color w:val="1F4E79" w:themeColor="accent1" w:themeShade="80"/>
+                <w:sz w:val="16"/>
+                <w:szCs w:val="16"/>
+              </w:rPr>
+              <w:t>" 이벤트만 외친다. client.js는 화면 이동(</w:t>
+            </w:r>
+            <w:proofErr w:type="spellStart"/>
+            <w:r>
+              <w:rPr>
+                <w:color w:val="1F4E79" w:themeColor="accent1" w:themeShade="80"/>
+                <w:sz w:val="16"/>
+                <w:szCs w:val="16"/>
+              </w:rPr>
+              <w:t>useNavigate</w:t>
+            </w:r>
+            <w:proofErr w:type="spellEnd"/>
+            <w:r>
+              <w:rPr>
+                <w:color w:val="1F4E79" w:themeColor="accent1" w:themeShade="80"/>
+                <w:sz w:val="16"/>
+                <w:szCs w:val="16"/>
+              </w:rPr>
+              <w:t xml:space="preserve">)을 할 수 없고 store를 직접 import하면 순환 참조가 생기므로, 실제 로그아웃 처리와 로그인 화면 이동은 이 이벤트를 듣는 </w:t>
+            </w:r>
+            <w:proofErr w:type="spellStart"/>
+            <w:r>
+              <w:rPr>
+                <w:color w:val="1F4E79" w:themeColor="accent1" w:themeShade="80"/>
+                <w:sz w:val="16"/>
+                <w:szCs w:val="16"/>
+              </w:rPr>
+              <w:t>App.jsx</w:t>
+            </w:r>
+            <w:proofErr w:type="spellEnd"/>
+            <w:r>
+              <w:rPr>
+                <w:color w:val="1F4E79" w:themeColor="accent1" w:themeShade="80"/>
+                <w:sz w:val="16"/>
+                <w:szCs w:val="16"/>
+              </w:rPr>
+              <w:t>가 대신 수행한다.</w:t>
             </w:r>
           </w:p>
         </w:tc>
@@ -16149,7 +16516,7 @@
         </w:trPr>
         <w:tc>
           <w:tcPr>
-            <w:tcW w:w="2256" w:type="dxa"/>
+            <w:tcW w:w="2124" w:type="dxa"/>
             <w:tcBorders>
               <w:top w:val="single" w:sz="2" w:space="0" w:color="BFBFBF"/>
               <w:left w:val="single" w:sz="2" w:space="0" w:color="BFBFBF"/>
@@ -16172,61 +16539,201 @@
                 <w:szCs w:val="18"/>
               </w:rPr>
             </w:pPr>
-            <w:r>
-              <w:rPr>
-                <w:sz w:val="18"/>
-                <w:szCs w:val="18"/>
-              </w:rPr>
-              <w:t>위변조된 토큰 거부</w:t>
-            </w:r>
-          </w:p>
-        </w:tc>
-        <w:tc>
-          <w:tcPr>
-            <w:tcW w:w="6770" w:type="dxa"/>
-            <w:tcBorders>
-              <w:top w:val="single" w:sz="2" w:space="0" w:color="BFBFBF"/>
-              <w:left w:val="single" w:sz="2" w:space="0" w:color="BFBFBF"/>
-              <w:bottom w:val="single" w:sz="2" w:space="0" w:color="BFBFBF"/>
-              <w:right w:val="single" w:sz="2" w:space="0" w:color="BFBFBF"/>
-            </w:tcBorders>
-            <w:tcMar>
-              <w:top w:w="80" w:type="dxa"/>
-              <w:left w:w="100" w:type="dxa"/>
-              <w:bottom w:w="80" w:type="dxa"/>
-              <w:right w:w="100" w:type="dxa"/>
-            </w:tcMar>
-          </w:tcPr>
-          <w:p>
-            <w:pPr>
-              <w:spacing w:after="20"/>
-              <w:rPr>
-                <w:sz w:val="18"/>
-                <w:szCs w:val="18"/>
-              </w:rPr>
-            </w:pPr>
-            <w:r>
-              <w:rPr>
-                <w:sz w:val="18"/>
-                <w:szCs w:val="18"/>
-              </w:rPr>
-              <w:t>Student_JWT security/jwt/JwtAuthenticationFilter.java</w:t>
-            </w:r>
-            <w:proofErr w:type="gramStart"/>
-            <w:r>
-              <w:rPr>
-                <w:sz w:val="18"/>
-                <w:szCs w:val="18"/>
-              </w:rPr>
-              <w:t>:58</w:t>
-            </w:r>
-            <w:proofErr w:type="gramEnd"/>
-            <w:r>
-              <w:rPr>
-                <w:sz w:val="18"/>
-                <w:szCs w:val="18"/>
-              </w:rPr>
-              <w:t>(validateToken), 65(서명 오류 catch) — accessToken을 sessionStorage에서 직접 고쳐도 즉시 401. 프론트는 만료와 구분하지 않고 재발급을 시도하므로(위 행의 401 처리), 변조된 토큰이 통과하는 것이 아니라 서버가 거부한 뒤 흔한 만료 처리 경로를 타는 것뿐이다</w:t>
+            <w:proofErr w:type="spellStart"/>
+            <w:r>
+              <w:rPr>
+                <w:sz w:val="18"/>
+                <w:szCs w:val="18"/>
+              </w:rPr>
+              <w:t>위변조된</w:t>
+            </w:r>
+            <w:proofErr w:type="spellEnd"/>
+            <w:r>
+              <w:rPr>
+                <w:sz w:val="18"/>
+                <w:szCs w:val="18"/>
+              </w:rPr>
+              <w:t xml:space="preserve"> 토큰 거부</w:t>
+            </w:r>
+          </w:p>
+        </w:tc>
+        <w:tc>
+          <w:tcPr>
+            <w:tcW w:w="6902" w:type="dxa"/>
+            <w:tcBorders>
+              <w:top w:val="single" w:sz="2" w:space="0" w:color="BFBFBF"/>
+              <w:left w:val="single" w:sz="2" w:space="0" w:color="BFBFBF"/>
+              <w:bottom w:val="single" w:sz="2" w:space="0" w:color="BFBFBF"/>
+              <w:right w:val="single" w:sz="2" w:space="0" w:color="BFBFBF"/>
+            </w:tcBorders>
+            <w:tcMar>
+              <w:top w:w="80" w:type="dxa"/>
+              <w:left w:w="100" w:type="dxa"/>
+              <w:bottom w:w="80" w:type="dxa"/>
+              <w:right w:w="100" w:type="dxa"/>
+            </w:tcMar>
+          </w:tcPr>
+          <w:p>
+            <w:pPr>
+              <w:rPr>
+                <w:sz w:val="18"/>
+                <w:szCs w:val="18"/>
+              </w:rPr>
+            </w:pPr>
+            <w:proofErr w:type="spellStart"/>
+            <w:r>
+              <w:rPr>
+                <w:sz w:val="18"/>
+                <w:szCs w:val="18"/>
+              </w:rPr>
+              <w:t>Student_JWT</w:t>
+            </w:r>
+            <w:proofErr w:type="spellEnd"/>
+            <w:r>
+              <w:rPr>
+                <w:sz w:val="18"/>
+                <w:szCs w:val="18"/>
+              </w:rPr>
+              <w:t>의 security/</w:t>
+            </w:r>
+            <w:proofErr w:type="spellStart"/>
+            <w:r>
+              <w:rPr>
+                <w:sz w:val="18"/>
+                <w:szCs w:val="18"/>
+              </w:rPr>
+              <w:t>jwt</w:t>
+            </w:r>
+            <w:proofErr w:type="spellEnd"/>
+            <w:r>
+              <w:rPr>
+                <w:sz w:val="18"/>
+                <w:szCs w:val="18"/>
+              </w:rPr>
+              <w:t>/JwtAuthenticationFilter.java 58행(</w:t>
+            </w:r>
+            <w:proofErr w:type="spellStart"/>
+            <w:r>
+              <w:rPr>
+                <w:sz w:val="18"/>
+                <w:szCs w:val="18"/>
+              </w:rPr>
+              <w:t>validateToken</w:t>
+            </w:r>
+            <w:proofErr w:type="spellEnd"/>
+            <w:r>
+              <w:rPr>
+                <w:sz w:val="18"/>
+                <w:szCs w:val="18"/>
+              </w:rPr>
+              <w:t xml:space="preserve">)·65행(서명 오류 catch) </w:t>
+            </w:r>
+          </w:p>
+          <w:p>
+            <w:pPr>
+              <w:spacing w:after="20"/>
+              <w:rPr>
+                <w:sz w:val="16"/>
+                <w:szCs w:val="16"/>
+              </w:rPr>
+            </w:pPr>
+            <w:r>
+              <w:rPr>
+                <w:color w:val="1F4E79" w:themeColor="accent1" w:themeShade="80"/>
+                <w:sz w:val="16"/>
+                <w:szCs w:val="16"/>
+              </w:rPr>
+              <w:t xml:space="preserve">: </w:t>
+            </w:r>
+            <w:proofErr w:type="spellStart"/>
+            <w:r>
+              <w:rPr>
+                <w:color w:val="1F4E79" w:themeColor="accent1" w:themeShade="80"/>
+                <w:sz w:val="16"/>
+                <w:szCs w:val="16"/>
+              </w:rPr>
+              <w:t>sessionStorage</w:t>
+            </w:r>
+            <w:proofErr w:type="spellEnd"/>
+            <w:r>
+              <w:rPr>
+                <w:color w:val="1F4E79" w:themeColor="accent1" w:themeShade="80"/>
+                <w:sz w:val="16"/>
+                <w:szCs w:val="16"/>
+              </w:rPr>
+              <w:t xml:space="preserve">의 </w:t>
+            </w:r>
+            <w:proofErr w:type="spellStart"/>
+            <w:r>
+              <w:rPr>
+                <w:color w:val="1F4E79" w:themeColor="accent1" w:themeShade="80"/>
+                <w:sz w:val="16"/>
+                <w:szCs w:val="16"/>
+              </w:rPr>
+              <w:t>accessToken</w:t>
+            </w:r>
+            <w:proofErr w:type="spellEnd"/>
+            <w:r>
+              <w:rPr>
+                <w:color w:val="1F4E79" w:themeColor="accent1" w:themeShade="80"/>
+                <w:sz w:val="16"/>
+                <w:szCs w:val="16"/>
+              </w:rPr>
+              <w:t xml:space="preserve">을 직접 조작해도 서명 검증에 걸려 즉시 401이 반환된다. </w:t>
+            </w:r>
+            <w:proofErr w:type="spellStart"/>
+            <w:r>
+              <w:rPr>
+                <w:color w:val="1F4E79" w:themeColor="accent1" w:themeShade="80"/>
+                <w:sz w:val="16"/>
+                <w:szCs w:val="16"/>
+              </w:rPr>
+              <w:t>프론트엔드는</w:t>
+            </w:r>
+            <w:proofErr w:type="spellEnd"/>
+            <w:r>
+              <w:rPr>
+                <w:color w:val="1F4E79" w:themeColor="accent1" w:themeShade="80"/>
+                <w:sz w:val="16"/>
+                <w:szCs w:val="16"/>
+              </w:rPr>
+              <w:t xml:space="preserve"> 이 401이 "변조"인지 "단순 만료"인지 구분하지 않고 동일하게 토큰 재발급(refresh) 절차를 시도하므로, 변조된 토큰이 인증을 통과하는 것이 아니라 서버가 거부한 뒤 통상적인 만료 처리 흐름(401 수신 시 </w:t>
+            </w:r>
+            <w:proofErr w:type="spellStart"/>
+            <w:r>
+              <w:rPr>
+                <w:color w:val="1F4E79" w:themeColor="accent1" w:themeShade="80"/>
+                <w:sz w:val="16"/>
+                <w:szCs w:val="16"/>
+              </w:rPr>
+              <w:t>refreshToken</w:t>
+            </w:r>
+            <w:proofErr w:type="spellEnd"/>
+            <w:r>
+              <w:rPr>
+                <w:color w:val="1F4E79" w:themeColor="accent1" w:themeShade="80"/>
+                <w:sz w:val="16"/>
+                <w:szCs w:val="16"/>
+              </w:rPr>
+              <w:t xml:space="preserve">으로 조용히 </w:t>
+            </w:r>
+            <w:proofErr w:type="spellStart"/>
+            <w:r>
+              <w:rPr>
+                <w:color w:val="1F4E79" w:themeColor="accent1" w:themeShade="80"/>
+                <w:sz w:val="16"/>
+                <w:szCs w:val="16"/>
+              </w:rPr>
+              <w:t>재인증을</w:t>
+            </w:r>
+            <w:proofErr w:type="spellEnd"/>
+            <w:r>
+              <w:rPr>
+                <w:color w:val="1F4E79" w:themeColor="accent1" w:themeShade="80"/>
+                <w:sz w:val="16"/>
+                <w:szCs w:val="16"/>
+              </w:rPr>
+              <w:t xml:space="preserve"> 시도하는 경로)을 타는 것일 뿐이다.</w:t>
             </w:r>
           </w:p>
         </w:tc>
@@ -16237,7 +16744,7 @@
         </w:trPr>
         <w:tc>
           <w:tcPr>
-            <w:tcW w:w="2256" w:type="dxa"/>
+            <w:tcW w:w="2124" w:type="dxa"/>
             <w:tcBorders>
               <w:top w:val="single" w:sz="2" w:space="0" w:color="BFBFBF"/>
               <w:left w:val="single" w:sz="2" w:space="0" w:color="BFBFBF"/>
@@ -16271,34 +16778,43 @@
         </w:tc>
         <w:tc>
           <w:tcPr>
-            <w:tcW w:w="6770" w:type="dxa"/>
-            <w:tcBorders>
-              <w:top w:val="single" w:sz="2" w:space="0" w:color="BFBFBF"/>
-              <w:left w:val="single" w:sz="2" w:space="0" w:color="BFBFBF"/>
-              <w:bottom w:val="single" w:sz="2" w:space="0" w:color="BFBFBF"/>
-              <w:right w:val="single" w:sz="2" w:space="0" w:color="BFBFBF"/>
-            </w:tcBorders>
-            <w:tcMar>
-              <w:top w:w="80" w:type="dxa"/>
-              <w:left w:w="100" w:type="dxa"/>
-              <w:bottom w:w="80" w:type="dxa"/>
-              <w:right w:w="100" w:type="dxa"/>
-            </w:tcMar>
-          </w:tcPr>
-          <w:p>
-            <w:pPr>
-              <w:spacing w:after="20"/>
-              <w:rPr>
-                <w:sz w:val="18"/>
-                <w:szCs w:val="18"/>
-              </w:rPr>
-            </w:pPr>
-            <w:r>
-              <w:rPr>
-                <w:sz w:val="18"/>
-                <w:szCs w:val="18"/>
-              </w:rPr>
-              <w:t>api/client.js</w:t>
+            <w:tcW w:w="6902" w:type="dxa"/>
+            <w:tcBorders>
+              <w:top w:val="single" w:sz="2" w:space="0" w:color="BFBFBF"/>
+              <w:left w:val="single" w:sz="2" w:space="0" w:color="BFBFBF"/>
+              <w:bottom w:val="single" w:sz="2" w:space="0" w:color="BFBFBF"/>
+              <w:right w:val="single" w:sz="2" w:space="0" w:color="BFBFBF"/>
+            </w:tcBorders>
+            <w:tcMar>
+              <w:top w:w="80" w:type="dxa"/>
+              <w:left w:w="100" w:type="dxa"/>
+              <w:bottom w:w="80" w:type="dxa"/>
+              <w:right w:w="100" w:type="dxa"/>
+            </w:tcMar>
+          </w:tcPr>
+          <w:p>
+            <w:pPr>
+              <w:spacing w:after="20"/>
+              <w:rPr>
+                <w:sz w:val="18"/>
+                <w:szCs w:val="18"/>
+              </w:rPr>
+            </w:pPr>
+            <w:proofErr w:type="spellStart"/>
+            <w:r>
+              <w:rPr>
+                <w:sz w:val="18"/>
+                <w:szCs w:val="18"/>
+              </w:rPr>
+              <w:t>api</w:t>
+            </w:r>
+            <w:proofErr w:type="spellEnd"/>
+            <w:r>
+              <w:rPr>
+                <w:sz w:val="18"/>
+                <w:szCs w:val="18"/>
+              </w:rPr>
+              <w:t>/client.js</w:t>
             </w:r>
             <w:proofErr w:type="gramStart"/>
             <w:r>
@@ -16314,7 +16830,80 @@
                 <w:sz w:val="18"/>
                 <w:szCs w:val="18"/>
               </w:rPr>
-              <w:t>(refreshingPromise 선언), 98-113(refreshAccessToken())</w:t>
+              <w:t>(</w:t>
+            </w:r>
+            <w:proofErr w:type="spellStart"/>
+            <w:r>
+              <w:rPr>
+                <w:sz w:val="18"/>
+                <w:szCs w:val="18"/>
+              </w:rPr>
+              <w:t>refreshingPromise</w:t>
+            </w:r>
+            <w:proofErr w:type="spellEnd"/>
+            <w:r>
+              <w:rPr>
+                <w:sz w:val="18"/>
+                <w:szCs w:val="18"/>
+              </w:rPr>
+              <w:t xml:space="preserve"> 선언), 98-113(</w:t>
+            </w:r>
+            <w:proofErr w:type="spellStart"/>
+            <w:r>
+              <w:rPr>
+                <w:sz w:val="18"/>
+                <w:szCs w:val="18"/>
+              </w:rPr>
+              <w:t>refreshAccessToken</w:t>
+            </w:r>
+            <w:proofErr w:type="spellEnd"/>
+            <w:r>
+              <w:rPr>
+                <w:sz w:val="18"/>
+                <w:szCs w:val="18"/>
+              </w:rPr>
+              <w:t>())</w:t>
+            </w:r>
+            <w:r>
+              <w:rPr>
+                <w:sz w:val="18"/>
+                <w:szCs w:val="18"/>
+              </w:rPr>
+              <w:br/>
+            </w:r>
+            <w:r>
+              <w:rPr>
+                <w:rFonts w:hint="eastAsia"/>
+                <w:color w:val="1F4E79" w:themeColor="accent1" w:themeShade="80"/>
+                <w:sz w:val="16"/>
+                <w:szCs w:val="16"/>
+              </w:rPr>
+              <w:t>:</w:t>
+            </w:r>
+            <w:r>
+              <w:rPr>
+                <w:color w:val="1F4E79" w:themeColor="accent1" w:themeShade="80"/>
+                <w:sz w:val="16"/>
+                <w:szCs w:val="16"/>
+              </w:rPr>
+              <w:t xml:space="preserve"> </w:t>
+            </w:r>
+            <w:r>
+              <w:rPr>
+                <w:rFonts w:hint="eastAsia"/>
+                <w:color w:val="1F4E79" w:themeColor="accent1" w:themeShade="80"/>
+                <w:sz w:val="16"/>
+                <w:szCs w:val="16"/>
+              </w:rPr>
+              <w:t>최초의</w:t>
+            </w:r>
+            <w:r>
+              <w:rPr>
+                <w:color w:val="1F4E79" w:themeColor="accent1" w:themeShade="80"/>
+                <w:sz w:val="16"/>
+                <w:szCs w:val="16"/>
+              </w:rPr>
+              <w:t xml:space="preserve"> /refresh 호출 하나만 실제로 내보내고, 그 "진행 중인 약속(Promise)"을 변수에 담아둡니다. 같은 타이밍에 401을 받은 다른 요청들은 새로 /refresh를 호출하지 않고 이미 진행 중인 그 하나의 Promise를 함께 기다렸다가 같은 결과(새 토큰)를 받아씁니다. 즉, "동시 다발적 401 → 동시 다발적 refresh 호출"을 "동시 다발적 401 → 단 1회의 refresh 호출"로 합쳐주는 역할입니다.</w:t>
             </w:r>
           </w:p>
         </w:tc>
@@ -16325,7 +16914,7 @@
         </w:trPr>
         <w:tc>
           <w:tcPr>
-            <w:tcW w:w="2256" w:type="dxa"/>
+            <w:tcW w:w="2124" w:type="dxa"/>
             <w:tcBorders>
               <w:top w:val="single" w:sz="2" w:space="0" w:color="BFBFBF"/>
               <w:left w:val="single" w:sz="2" w:space="0" w:color="BFBFBF"/>
@@ -16359,34 +16948,44 @@
         </w:tc>
         <w:tc>
           <w:tcPr>
-            <w:tcW w:w="6770" w:type="dxa"/>
-            <w:tcBorders>
-              <w:top w:val="single" w:sz="2" w:space="0" w:color="BFBFBF"/>
-              <w:left w:val="single" w:sz="2" w:space="0" w:color="BFBFBF"/>
-              <w:bottom w:val="single" w:sz="2" w:space="0" w:color="BFBFBF"/>
-              <w:right w:val="single" w:sz="2" w:space="0" w:color="BFBFBF"/>
-            </w:tcBorders>
-            <w:tcMar>
-              <w:top w:w="80" w:type="dxa"/>
-              <w:left w:w="100" w:type="dxa"/>
-              <w:bottom w:w="80" w:type="dxa"/>
-              <w:right w:w="100" w:type="dxa"/>
-            </w:tcMar>
-          </w:tcPr>
-          <w:p>
-            <w:pPr>
-              <w:spacing w:after="20"/>
-              <w:rPr>
-                <w:sz w:val="18"/>
-                <w:szCs w:val="18"/>
-              </w:rPr>
-            </w:pPr>
-            <w:r>
-              <w:rPr>
-                <w:sz w:val="18"/>
-                <w:szCs w:val="18"/>
-              </w:rPr>
-              <w:t>api/client.js</w:t>
+            <w:tcW w:w="6902" w:type="dxa"/>
+            <w:tcBorders>
+              <w:top w:val="single" w:sz="2" w:space="0" w:color="BFBFBF"/>
+              <w:left w:val="single" w:sz="2" w:space="0" w:color="BFBFBF"/>
+              <w:bottom w:val="single" w:sz="2" w:space="0" w:color="BFBFBF"/>
+              <w:right w:val="single" w:sz="2" w:space="0" w:color="BFBFBF"/>
+            </w:tcBorders>
+            <w:tcMar>
+              <w:top w:w="80" w:type="dxa"/>
+              <w:left w:w="100" w:type="dxa"/>
+              <w:bottom w:w="80" w:type="dxa"/>
+              <w:right w:w="100" w:type="dxa"/>
+            </w:tcMar>
+          </w:tcPr>
+          <w:p>
+            <w:pPr>
+              <w:spacing w:after="20"/>
+              <w:rPr>
+                <w:color w:val="1F4E79" w:themeColor="accent1" w:themeShade="80"/>
+                <w:sz w:val="16"/>
+                <w:szCs w:val="16"/>
+              </w:rPr>
+            </w:pPr>
+            <w:proofErr w:type="spellStart"/>
+            <w:r>
+              <w:rPr>
+                <w:sz w:val="18"/>
+                <w:szCs w:val="18"/>
+              </w:rPr>
+              <w:t>api</w:t>
+            </w:r>
+            <w:proofErr w:type="spellEnd"/>
+            <w:r>
+              <w:rPr>
+                <w:sz w:val="18"/>
+                <w:szCs w:val="18"/>
+              </w:rPr>
+              <w:t>/client.js</w:t>
             </w:r>
             <w:proofErr w:type="gramStart"/>
             <w:r>
@@ -16402,7 +17001,163 @@
                 <w:sz w:val="18"/>
                 <w:szCs w:val="18"/>
               </w:rPr>
-              <w:t>-141(isLoginRequest·isRefreshRequest 제외), 147(_retried 검사), 152(_retried = true)</w:t>
+              <w:t>-141(</w:t>
+            </w:r>
+            <w:proofErr w:type="spellStart"/>
+            <w:r>
+              <w:rPr>
+                <w:sz w:val="18"/>
+                <w:szCs w:val="18"/>
+              </w:rPr>
+              <w:t>isLoginRequest·isRefreshRequest</w:t>
+            </w:r>
+            <w:proofErr w:type="spellEnd"/>
+            <w:r>
+              <w:rPr>
+                <w:sz w:val="18"/>
+                <w:szCs w:val="18"/>
+              </w:rPr>
+              <w:t xml:space="preserve"> 제외), 147(_retried 검사), 152(_retried = true)</w:t>
+            </w:r>
+            <w:r>
+              <w:rPr>
+                <w:sz w:val="18"/>
+                <w:szCs w:val="18"/>
+              </w:rPr>
+              <w:br/>
+            </w:r>
+            <w:r>
+              <w:rPr>
+                <w:color w:val="1F4E79" w:themeColor="accent1" w:themeShade="80"/>
+                <w:sz w:val="16"/>
+                <w:szCs w:val="16"/>
+              </w:rPr>
+              <w:t>: /refresh 자신의 401은 "</w:t>
+            </w:r>
+            <w:proofErr w:type="spellStart"/>
+            <w:r>
+              <w:rPr>
+                <w:color w:val="1F4E79" w:themeColor="accent1" w:themeShade="80"/>
+                <w:sz w:val="16"/>
+                <w:szCs w:val="16"/>
+              </w:rPr>
+              <w:t>refreshToken</w:t>
+            </w:r>
+            <w:proofErr w:type="spellEnd"/>
+            <w:r>
+              <w:rPr>
+                <w:color w:val="1F4E79" w:themeColor="accent1" w:themeShade="80"/>
+                <w:sz w:val="16"/>
+                <w:szCs w:val="16"/>
+              </w:rPr>
+              <w:t>도 만료/무효"라는 뜻이다. "refresh가 401 → refresh를 다시 호출 → 또 401 → 또 호출</w:t>
+            </w:r>
+            <w:proofErr w:type="gramStart"/>
+            <w:r>
+              <w:rPr>
+                <w:color w:val="1F4E79" w:themeColor="accent1" w:themeShade="80"/>
+                <w:sz w:val="16"/>
+                <w:szCs w:val="16"/>
+              </w:rPr>
+              <w:t>...</w:t>
+            </w:r>
+            <w:proofErr w:type="gramEnd"/>
+            <w:r>
+              <w:rPr>
+                <w:color w:val="1F4E79" w:themeColor="accent1" w:themeShade="80"/>
+                <w:sz w:val="16"/>
+                <w:szCs w:val="16"/>
+              </w:rPr>
+              <w:t xml:space="preserve">"이 되어, 같은 요청(/refresh) 안에서 자기 자신을 끝없이 다시 부르는 재귀 루프가 생긴다. </w:t>
+            </w:r>
+            <w:proofErr w:type="spellStart"/>
+            <w:r>
+              <w:rPr>
+                <w:color w:val="1F4E79" w:themeColor="accent1" w:themeShade="80"/>
+                <w:sz w:val="16"/>
+                <w:szCs w:val="16"/>
+              </w:rPr>
+              <w:t>refreshToken</w:t>
+            </w:r>
+            <w:proofErr w:type="spellEnd"/>
+            <w:r>
+              <w:rPr>
+                <w:color w:val="1F4E79" w:themeColor="accent1" w:themeShade="80"/>
+                <w:sz w:val="16"/>
+                <w:szCs w:val="16"/>
+              </w:rPr>
+              <w:t>이 이미 망가졌으니 다시 불러도 절대 성공할 수 없는데 계속 시도하게 되는 셈이라, 반드시 여기서 끊고 바로 로그아웃 경로(161-165행)로 보내야 한다.</w:t>
+            </w:r>
+          </w:p>
+          <w:p>
+            <w:pPr>
+              <w:spacing w:after="20"/>
+              <w:rPr>
+                <w:sz w:val="18"/>
+                <w:szCs w:val="18"/>
+              </w:rPr>
+            </w:pPr>
+            <w:r>
+              <w:rPr>
+                <w:color w:val="1F4E79" w:themeColor="accent1" w:themeShade="80"/>
+                <w:sz w:val="16"/>
+                <w:szCs w:val="16"/>
+              </w:rPr>
+              <w:t>: _retried: 같은 일반 요청이 "갱신→재시도"</w:t>
+            </w:r>
+            <w:proofErr w:type="spellStart"/>
+            <w:r>
+              <w:rPr>
+                <w:color w:val="1F4E79" w:themeColor="accent1" w:themeShade="80"/>
+                <w:sz w:val="16"/>
+                <w:szCs w:val="16"/>
+              </w:rPr>
+              <w:t>를</w:t>
+            </w:r>
+            <w:proofErr w:type="spellEnd"/>
+            <w:r>
+              <w:rPr>
+                <w:color w:val="1F4E79" w:themeColor="accent1" w:themeShade="80"/>
+                <w:sz w:val="16"/>
+                <w:szCs w:val="16"/>
+              </w:rPr>
+              <w:t xml:space="preserve"> 두 번 이상 반복하는 것을 막는다. </w:t>
+            </w:r>
+            <w:proofErr w:type="spellStart"/>
+            <w:r>
+              <w:rPr>
+                <w:color w:val="1F4E79" w:themeColor="accent1" w:themeShade="80"/>
+                <w:sz w:val="16"/>
+                <w:szCs w:val="16"/>
+              </w:rPr>
+              <w:t>요청마다</w:t>
+            </w:r>
+            <w:proofErr w:type="spellEnd"/>
+            <w:r>
+              <w:rPr>
+                <w:color w:val="1F4E79" w:themeColor="accent1" w:themeShade="80"/>
+                <w:sz w:val="16"/>
+                <w:szCs w:val="16"/>
+              </w:rPr>
+              <w:t xml:space="preserve"> "이미 한 번 재시도했는가"</w:t>
+            </w:r>
+            <w:proofErr w:type="spellStart"/>
+            <w:r>
+              <w:rPr>
+                <w:color w:val="1F4E79" w:themeColor="accent1" w:themeShade="80"/>
+                <w:sz w:val="16"/>
+                <w:szCs w:val="16"/>
+              </w:rPr>
+              <w:t>를</w:t>
+            </w:r>
+            <w:proofErr w:type="spellEnd"/>
+            <w:r>
+              <w:rPr>
+                <w:color w:val="1F4E79" w:themeColor="accent1" w:themeShade="80"/>
+                <w:sz w:val="16"/>
+                <w:szCs w:val="16"/>
+              </w:rPr>
+              <w:t xml:space="preserve"> 표시해 두 번째부터 차단.</w:t>
             </w:r>
           </w:p>
         </w:tc>
@@ -16413,7 +17168,7 @@
         </w:trPr>
         <w:tc>
           <w:tcPr>
-            <w:tcW w:w="2256" w:type="dxa"/>
+            <w:tcW w:w="2124" w:type="dxa"/>
             <w:tcBorders>
               <w:top w:val="single" w:sz="2" w:space="0" w:color="BFBFBF"/>
               <w:left w:val="single" w:sz="2" w:space="0" w:color="BFBFBF"/>
@@ -16441,31 +17196,31 @@
                 <w:sz w:val="18"/>
                 <w:szCs w:val="18"/>
               </w:rPr>
-              <w:lastRenderedPageBreak/>
               <w:t>로그아웃 시 서버 폐기</w:t>
             </w:r>
           </w:p>
         </w:tc>
         <w:tc>
           <w:tcPr>
-            <w:tcW w:w="6770" w:type="dxa"/>
-            <w:tcBorders>
-              <w:top w:val="single" w:sz="2" w:space="0" w:color="BFBFBF"/>
-              <w:left w:val="single" w:sz="2" w:space="0" w:color="BFBFBF"/>
-              <w:bottom w:val="single" w:sz="2" w:space="0" w:color="BFBFBF"/>
-              <w:right w:val="single" w:sz="2" w:space="0" w:color="BFBFBF"/>
-            </w:tcBorders>
-            <w:tcMar>
-              <w:top w:w="80" w:type="dxa"/>
-              <w:left w:w="100" w:type="dxa"/>
-              <w:bottom w:w="80" w:type="dxa"/>
-              <w:right w:w="100" w:type="dxa"/>
-            </w:tcMar>
-          </w:tcPr>
-          <w:p>
-            <w:pPr>
-              <w:spacing w:after="20"/>
-              <w:rPr>
+            <w:tcW w:w="6902" w:type="dxa"/>
+            <w:tcBorders>
+              <w:top w:val="single" w:sz="2" w:space="0" w:color="BFBFBF"/>
+              <w:left w:val="single" w:sz="2" w:space="0" w:color="BFBFBF"/>
+              <w:bottom w:val="single" w:sz="2" w:space="0" w:color="BFBFBF"/>
+              <w:right w:val="single" w:sz="2" w:space="0" w:color="BFBFBF"/>
+            </w:tcBorders>
+            <w:tcMar>
+              <w:top w:w="80" w:type="dxa"/>
+              <w:left w:w="100" w:type="dxa"/>
+              <w:bottom w:w="80" w:type="dxa"/>
+              <w:right w:w="100" w:type="dxa"/>
+            </w:tcMar>
+          </w:tcPr>
+          <w:p>
+            <w:pPr>
+              <w:spacing w:after="20"/>
+              <w:rPr>
+                <w:rFonts w:hint="eastAsia"/>
                 <w:sz w:val="18"/>
                 <w:szCs w:val="18"/>
               </w:rPr>
@@ -16491,7 +17246,100 @@
                 <w:sz w:val="18"/>
                 <w:szCs w:val="18"/>
               </w:rPr>
-              <w:t>-177(logout()) — 160-161행 토큰 삭제 먼저, 171행 logoutRequest() 호출</w:t>
+              <w:t xml:space="preserve">-177(logout()) — 160-161행 토큰 삭제 먼저, 171행 </w:t>
+            </w:r>
+            <w:proofErr w:type="spellStart"/>
+            <w:r>
+              <w:rPr>
+                <w:sz w:val="18"/>
+                <w:szCs w:val="18"/>
+              </w:rPr>
+              <w:t>logoutRequest</w:t>
+            </w:r>
+            <w:proofErr w:type="spellEnd"/>
+            <w:r>
+              <w:rPr>
+                <w:sz w:val="18"/>
+                <w:szCs w:val="18"/>
+              </w:rPr>
+              <w:t>() 호출</w:t>
+            </w:r>
+            <w:r>
+              <w:rPr>
+                <w:sz w:val="18"/>
+                <w:szCs w:val="18"/>
+              </w:rPr>
+              <w:br/>
+            </w:r>
+            <w:r>
+              <w:rPr>
+                <w:rFonts w:hint="eastAsia"/>
+                <w:color w:val="1F4E79" w:themeColor="accent1" w:themeShade="80"/>
+                <w:sz w:val="16"/>
+                <w:szCs w:val="16"/>
+              </w:rPr>
+              <w:t>: 클라이언트</w:t>
+            </w:r>
+            <w:r>
+              <w:rPr>
+                <w:color w:val="1F4E79" w:themeColor="accent1" w:themeShade="80"/>
+                <w:sz w:val="16"/>
+                <w:szCs w:val="16"/>
+              </w:rPr>
+              <w:t xml:space="preserve"> 토큰을 먼저 지우고 화면을 즉시 로그인 상태로 바꾼 뒤, </w:t>
+            </w:r>
+            <w:proofErr w:type="spellStart"/>
+            <w:r>
+              <w:rPr>
+                <w:color w:val="1F4E79" w:themeColor="accent1" w:themeShade="80"/>
+                <w:sz w:val="16"/>
+                <w:szCs w:val="16"/>
+              </w:rPr>
+              <w:t>refreshToken</w:t>
+            </w:r>
+            <w:proofErr w:type="spellEnd"/>
+            <w:r>
+              <w:rPr>
+                <w:color w:val="1F4E79" w:themeColor="accent1" w:themeShade="80"/>
+                <w:sz w:val="16"/>
+                <w:szCs w:val="16"/>
+              </w:rPr>
+              <w:t>을 서버에 보내 DB에서도 폐기한다. 순서를 이렇게 둔 이유는 서버 요청이 느리거나 실패해도 사용자 화면은 이미 로그아웃</w:t>
+            </w:r>
+            <w:r>
+              <w:rPr>
+                <w:rFonts w:hint="eastAsia"/>
+                <w:color w:val="1F4E79" w:themeColor="accent1" w:themeShade="80"/>
+                <w:sz w:val="16"/>
+                <w:szCs w:val="16"/>
+              </w:rPr>
+              <w:t xml:space="preserve"> </w:t>
+            </w:r>
+            <w:r>
+              <w:rPr>
+                <w:color w:val="1F4E79" w:themeColor="accent1" w:themeShade="80"/>
+                <w:sz w:val="16"/>
+                <w:szCs w:val="16"/>
+              </w:rPr>
+              <w:t xml:space="preserve">되어 있어야 하기 때문이다(171-175행: 실패해도 무시). 단, 서버 폐기가 실패하면 그 </w:t>
+            </w:r>
+            <w:proofErr w:type="spellStart"/>
+            <w:r>
+              <w:rPr>
+                <w:color w:val="1F4E79" w:themeColor="accent1" w:themeShade="80"/>
+                <w:sz w:val="16"/>
+                <w:szCs w:val="16"/>
+              </w:rPr>
+              <w:t>refreshToken</w:t>
+            </w:r>
+            <w:proofErr w:type="spellEnd"/>
+            <w:r>
+              <w:rPr>
+                <w:color w:val="1F4E79" w:themeColor="accent1" w:themeShade="80"/>
+                <w:sz w:val="16"/>
+                <w:szCs w:val="16"/>
+              </w:rPr>
+              <w:t>은 만료 전까지 DB에 유효하게 남아 탈취 시 재사용될 여지가 있다.</w:t>
             </w:r>
           </w:p>
         </w:tc>
@@ -16502,7 +17350,7 @@
         </w:trPr>
         <w:tc>
           <w:tcPr>
-            <w:tcW w:w="2256" w:type="dxa"/>
+            <w:tcW w:w="2124" w:type="dxa"/>
             <w:tcBorders>
               <w:top w:val="single" w:sz="2" w:space="0" w:color="BFBFBF"/>
               <w:left w:val="single" w:sz="2" w:space="0" w:color="BFBFBF"/>
@@ -16530,13 +17378,14 @@
                 <w:sz w:val="18"/>
                 <w:szCs w:val="18"/>
               </w:rPr>
+              <w:lastRenderedPageBreak/>
               <w:t>UI는 표시, 차단은 서버</w:t>
             </w:r>
           </w:p>
         </w:tc>
         <w:tc>
           <w:tcPr>
-            <w:tcW w:w="6770" w:type="dxa"/>
+            <w:tcW w:w="6902" w:type="dxa"/>
             <w:tcBorders>
               <w:top w:val="single" w:sz="2" w:space="0" w:color="BFBFBF"/>
               <w:left w:val="single" w:sz="2" w:space="0" w:color="BFBFBF"/>
@@ -16579,7 +17428,186 @@
                 <w:sz w:val="18"/>
                 <w:szCs w:val="18"/>
               </w:rPr>
-              <w:t>-76(isAdmin 아니면 MyStudentLookup), pages/StudentFormPage.jsx:89-96(403 catch → /students로 이동)</w:t>
+              <w:t>-76(</w:t>
+            </w:r>
+            <w:proofErr w:type="spellStart"/>
+            <w:r>
+              <w:rPr>
+                <w:sz w:val="18"/>
+                <w:szCs w:val="18"/>
+              </w:rPr>
+              <w:t>isAdmin</w:t>
+            </w:r>
+            <w:proofErr w:type="spellEnd"/>
+            <w:r>
+              <w:rPr>
+                <w:sz w:val="18"/>
+                <w:szCs w:val="18"/>
+              </w:rPr>
+              <w:t xml:space="preserve"> 아니면 </w:t>
+            </w:r>
+            <w:proofErr w:type="spellStart"/>
+            <w:r>
+              <w:rPr>
+                <w:sz w:val="18"/>
+                <w:szCs w:val="18"/>
+              </w:rPr>
+              <w:t>MyStudentLookup</w:t>
+            </w:r>
+            <w:proofErr w:type="spellEnd"/>
+            <w:r>
+              <w:rPr>
+                <w:sz w:val="18"/>
+                <w:szCs w:val="18"/>
+              </w:rPr>
+              <w:t>), pages/StudentFormPage.jsx:89-96(403 catch → /students로 이동)</w:t>
+            </w:r>
+            <w:r>
+              <w:rPr>
+                <w:sz w:val="18"/>
+                <w:szCs w:val="18"/>
+              </w:rPr>
+              <w:br/>
+            </w:r>
+            <w:r>
+              <w:rPr>
+                <w:rFonts w:hint="eastAsia"/>
+                <w:color w:val="1F4E79" w:themeColor="accent1" w:themeShade="80"/>
+                <w:sz w:val="16"/>
+                <w:szCs w:val="16"/>
+              </w:rPr>
+              <w:t>:</w:t>
+            </w:r>
+            <w:r>
+              <w:rPr>
+                <w:color w:val="1F4E79" w:themeColor="accent1" w:themeShade="80"/>
+                <w:sz w:val="16"/>
+                <w:szCs w:val="16"/>
+              </w:rPr>
+              <w:t xml:space="preserve"> </w:t>
+            </w:r>
+            <w:r>
+              <w:rPr>
+                <w:rFonts w:hint="eastAsia"/>
+                <w:color w:val="1F4E79" w:themeColor="accent1" w:themeShade="80"/>
+                <w:sz w:val="16"/>
+                <w:szCs w:val="16"/>
+              </w:rPr>
+              <w:t>프론트의</w:t>
+            </w:r>
+            <w:r>
+              <w:rPr>
+                <w:color w:val="1F4E79" w:themeColor="accent1" w:themeShade="80"/>
+                <w:sz w:val="16"/>
+                <w:szCs w:val="16"/>
+              </w:rPr>
+              <w:t xml:space="preserve"> </w:t>
+            </w:r>
+            <w:proofErr w:type="spellStart"/>
+            <w:r>
+              <w:rPr>
+                <w:color w:val="1F4E79" w:themeColor="accent1" w:themeShade="80"/>
+                <w:sz w:val="16"/>
+                <w:szCs w:val="16"/>
+              </w:rPr>
+              <w:t>isAdmin</w:t>
+            </w:r>
+            <w:proofErr w:type="spellEnd"/>
+            <w:r>
+              <w:rPr>
+                <w:color w:val="1F4E79" w:themeColor="accent1" w:themeShade="80"/>
+                <w:sz w:val="16"/>
+                <w:szCs w:val="16"/>
+              </w:rPr>
+              <w:t xml:space="preserve"> 분기는 "일반 사용자에게 관리자용 화면을 아예 보여주지 않는" UI 편의 처리일 뿐, 실제 접근 차단은 아니다. 개발자도구로 조작해 관리자 화면 URL에 진입하거나 /students/{id}/edit의 id를 바꿔도, 서버가 매 </w:t>
+            </w:r>
+            <w:proofErr w:type="spellStart"/>
+            <w:r>
+              <w:rPr>
+                <w:color w:val="1F4E79" w:themeColor="accent1" w:themeShade="80"/>
+                <w:sz w:val="16"/>
+                <w:szCs w:val="16"/>
+              </w:rPr>
+              <w:t>요청마다</w:t>
+            </w:r>
+            <w:proofErr w:type="spellEnd"/>
+            <w:r>
+              <w:rPr>
+                <w:color w:val="1F4E79" w:themeColor="accent1" w:themeShade="80"/>
+                <w:sz w:val="16"/>
+                <w:szCs w:val="16"/>
+              </w:rPr>
+              <w:t xml:space="preserve"> </w:t>
+            </w:r>
+            <w:proofErr w:type="spellStart"/>
+            <w:r>
+              <w:rPr>
+                <w:color w:val="1F4E79" w:themeColor="accent1" w:themeShade="80"/>
+                <w:sz w:val="16"/>
+                <w:szCs w:val="16"/>
+              </w:rPr>
+              <w:t>AccessControl.isOwner</w:t>
+            </w:r>
+            <w:proofErr w:type="spellEnd"/>
+            <w:r>
+              <w:rPr>
+                <w:color w:val="1F4E79" w:themeColor="accent1" w:themeShade="80"/>
+                <w:sz w:val="16"/>
+                <w:szCs w:val="16"/>
+              </w:rPr>
+              <w:t>로 재</w:t>
+            </w:r>
+            <w:r>
+              <w:rPr>
+                <w:rFonts w:hint="eastAsia"/>
+                <w:color w:val="1F4E79" w:themeColor="accent1" w:themeShade="80"/>
+                <w:sz w:val="16"/>
+                <w:szCs w:val="16"/>
+              </w:rPr>
+              <w:t xml:space="preserve"> </w:t>
+            </w:r>
+            <w:r>
+              <w:rPr>
+                <w:color w:val="1F4E79" w:themeColor="accent1" w:themeShade="80"/>
+                <w:sz w:val="16"/>
+                <w:szCs w:val="16"/>
+              </w:rPr>
+              <w:t>검증</w:t>
+            </w:r>
+            <w:r>
+              <w:rPr>
+                <w:rFonts w:hint="eastAsia"/>
+                <w:color w:val="1F4E79" w:themeColor="accent1" w:themeShade="80"/>
+                <w:sz w:val="16"/>
+                <w:szCs w:val="16"/>
+              </w:rPr>
+              <w:t>하여</w:t>
+            </w:r>
+            <w:r>
+              <w:rPr>
+                <w:color w:val="1F4E79" w:themeColor="accent1" w:themeShade="80"/>
+                <w:sz w:val="16"/>
+                <w:szCs w:val="16"/>
+              </w:rPr>
+              <w:t xml:space="preserve"> 403을 돌려주고(</w:t>
+            </w:r>
+            <w:proofErr w:type="spellStart"/>
+            <w:r>
+              <w:rPr>
+                <w:color w:val="1F4E79" w:themeColor="accent1" w:themeShade="80"/>
+                <w:sz w:val="16"/>
+                <w:szCs w:val="16"/>
+              </w:rPr>
+              <w:t>StudentService</w:t>
+            </w:r>
+            <w:proofErr w:type="spellEnd"/>
+            <w:r>
+              <w:rPr>
+                <w:color w:val="1F4E79" w:themeColor="accent1" w:themeShade="80"/>
+                <w:sz w:val="16"/>
+                <w:szCs w:val="16"/>
+              </w:rPr>
+              <w:t>), 프론트는 그 403을 받은 뒤에야 화면을 /students로 되돌릴 뿐이다. 즉 "보여주지 않음"과 "막음"은 레이어가 다르며, 실제 방어선은 항상 서버 쪽 권한 검사다.</w:t>
             </w:r>
           </w:p>
         </w:tc>
@@ -16590,7 +17618,7 @@
         </w:trPr>
         <w:tc>
           <w:tcPr>
-            <w:tcW w:w="2256" w:type="dxa"/>
+            <w:tcW w:w="2124" w:type="dxa"/>
             <w:tcBorders>
               <w:top w:val="single" w:sz="2" w:space="0" w:color="BFBFBF"/>
               <w:left w:val="single" w:sz="2" w:space="0" w:color="BFBFBF"/>
@@ -16624,7 +17652,7 @@
         </w:tc>
         <w:tc>
           <w:tcPr>
-            <w:tcW w:w="6770" w:type="dxa"/>
+            <w:tcW w:w="6902" w:type="dxa"/>
             <w:tcBorders>
               <w:top w:val="single" w:sz="2" w:space="0" w:color="BFBFBF"/>
               <w:left w:val="single" w:sz="2" w:space="0" w:color="BFBFBF"/>
@@ -16653,6 +17681,7 @@
               </w:rPr>
               <w:t xml:space="preserve">store/authStore.js:108(roles: </w:t>
             </w:r>
+            <w:proofErr w:type="spellStart"/>
             <w:proofErr w:type="gramStart"/>
             <w:r>
               <w:rPr>
@@ -16661,13 +17690,276 @@
               </w:rPr>
               <w:t>data.roles</w:t>
             </w:r>
+            <w:proofErr w:type="spellEnd"/>
             <w:proofErr w:type="gramEnd"/>
             <w:r>
               <w:rPr>
                 <w:sz w:val="18"/>
                 <w:szCs w:val="18"/>
               </w:rPr>
-              <w:t xml:space="preserve"> ?? []), 221(selectIsAdmin), 197-201(restore() 실패 시 clearToken)</w:t>
+              <w:t xml:space="preserve"> ?? []), 221(</w:t>
+            </w:r>
+            <w:proofErr w:type="spellStart"/>
+            <w:r>
+              <w:rPr>
+                <w:sz w:val="18"/>
+                <w:szCs w:val="18"/>
+              </w:rPr>
+              <w:t>selectIsAdmin</w:t>
+            </w:r>
+            <w:proofErr w:type="spellEnd"/>
+            <w:r>
+              <w:rPr>
+                <w:sz w:val="18"/>
+                <w:szCs w:val="18"/>
+              </w:rPr>
+              <w:t xml:space="preserve">), 197-201(restore() 실패 시 </w:t>
+            </w:r>
+            <w:proofErr w:type="spellStart"/>
+            <w:r>
+              <w:rPr>
+                <w:sz w:val="18"/>
+                <w:szCs w:val="18"/>
+              </w:rPr>
+              <w:t>clearToken</w:t>
+            </w:r>
+            <w:proofErr w:type="spellEnd"/>
+            <w:r>
+              <w:rPr>
+                <w:sz w:val="18"/>
+                <w:szCs w:val="18"/>
+              </w:rPr>
+              <w:t>)</w:t>
+            </w:r>
+          </w:p>
+          <w:p>
+            <w:pPr>
+              <w:spacing w:after="20"/>
+              <w:rPr>
+                <w:color w:val="1F4E79" w:themeColor="accent1" w:themeShade="80"/>
+                <w:sz w:val="16"/>
+                <w:szCs w:val="16"/>
+              </w:rPr>
+            </w:pPr>
+            <w:r>
+              <w:rPr>
+                <w:color w:val="1F4E79" w:themeColor="accent1" w:themeShade="80"/>
+                <w:sz w:val="16"/>
+                <w:szCs w:val="16"/>
+              </w:rPr>
+              <w:t xml:space="preserve">: </w:t>
+            </w:r>
+            <w:r>
+              <w:rPr>
+                <w:color w:val="1F4E79" w:themeColor="accent1" w:themeShade="80"/>
+                <w:sz w:val="16"/>
+                <w:szCs w:val="16"/>
+              </w:rPr>
+              <w:t>fail-closed 기본값 — authStore.js</w:t>
+            </w:r>
+            <w:proofErr w:type="gramStart"/>
+            <w:r>
+              <w:rPr>
+                <w:color w:val="1F4E79" w:themeColor="accent1" w:themeShade="80"/>
+                <w:sz w:val="16"/>
+                <w:szCs w:val="16"/>
+              </w:rPr>
+              <w:t>:108</w:t>
+            </w:r>
+            <w:proofErr w:type="gramEnd"/>
+            <w:r>
+              <w:rPr>
+                <w:color w:val="1F4E79" w:themeColor="accent1" w:themeShade="80"/>
+                <w:sz w:val="16"/>
+                <w:szCs w:val="16"/>
+              </w:rPr>
+              <w:t xml:space="preserve">(roles: </w:t>
+            </w:r>
+            <w:proofErr w:type="spellStart"/>
+            <w:r>
+              <w:rPr>
+                <w:color w:val="1F4E79" w:themeColor="accent1" w:themeShade="80"/>
+                <w:sz w:val="16"/>
+                <w:szCs w:val="16"/>
+              </w:rPr>
+              <w:t>data.roles</w:t>
+            </w:r>
+            <w:proofErr w:type="spellEnd"/>
+            <w:r>
+              <w:rPr>
+                <w:color w:val="1F4E79" w:themeColor="accent1" w:themeShade="80"/>
+                <w:sz w:val="16"/>
+                <w:szCs w:val="16"/>
+              </w:rPr>
+              <w:t xml:space="preserve"> ?? []), 221(</w:t>
+            </w:r>
+            <w:proofErr w:type="spellStart"/>
+            <w:r>
+              <w:rPr>
+                <w:color w:val="1F4E79" w:themeColor="accent1" w:themeShade="80"/>
+                <w:sz w:val="16"/>
+                <w:szCs w:val="16"/>
+              </w:rPr>
+              <w:t>selectIsAdmin</w:t>
+            </w:r>
+            <w:proofErr w:type="spellEnd"/>
+            <w:r>
+              <w:rPr>
+                <w:color w:val="1F4E79" w:themeColor="accent1" w:themeShade="80"/>
+                <w:sz w:val="16"/>
+                <w:szCs w:val="16"/>
+              </w:rPr>
+              <w:t>), 197-201(restore() 실패 시</w:t>
+            </w:r>
+            <w:r>
+              <w:rPr>
+                <w:color w:val="1F4E79" w:themeColor="accent1" w:themeShade="80"/>
+                <w:sz w:val="16"/>
+                <w:szCs w:val="16"/>
+              </w:rPr>
+              <w:t xml:space="preserve"> </w:t>
+            </w:r>
+            <w:proofErr w:type="spellStart"/>
+            <w:r>
+              <w:rPr>
+                <w:color w:val="1F4E79" w:themeColor="accent1" w:themeShade="80"/>
+                <w:sz w:val="16"/>
+                <w:szCs w:val="16"/>
+              </w:rPr>
+              <w:t>clearToken</w:t>
+            </w:r>
+            <w:proofErr w:type="spellEnd"/>
+            <w:r>
+              <w:rPr>
+                <w:color w:val="1F4E79" w:themeColor="accent1" w:themeShade="80"/>
+                <w:sz w:val="16"/>
+                <w:szCs w:val="16"/>
+              </w:rPr>
+              <w:t>)</w:t>
+            </w:r>
+            <w:r>
+              <w:rPr>
+                <w:rFonts w:hint="eastAsia"/>
+                <w:color w:val="1F4E79" w:themeColor="accent1" w:themeShade="80"/>
+                <w:sz w:val="16"/>
+                <w:szCs w:val="16"/>
+              </w:rPr>
+              <w:t xml:space="preserve"> </w:t>
+            </w:r>
+            <w:r>
+              <w:rPr>
+                <w:color w:val="1F4E79" w:themeColor="accent1" w:themeShade="80"/>
+                <w:sz w:val="16"/>
+                <w:szCs w:val="16"/>
+              </w:rPr>
+              <w:t>roles나 서버 응답이 비정상(undefined 등)</w:t>
+            </w:r>
+            <w:proofErr w:type="gramStart"/>
+            <w:r>
+              <w:rPr>
+                <w:color w:val="1F4E79" w:themeColor="accent1" w:themeShade="80"/>
+                <w:sz w:val="16"/>
+                <w:szCs w:val="16"/>
+              </w:rPr>
+              <w:t>이어도 ?</w:t>
+            </w:r>
+            <w:proofErr w:type="gramEnd"/>
+            <w:r>
+              <w:rPr>
+                <w:color w:val="1F4E79" w:themeColor="accent1" w:themeShade="80"/>
+                <w:sz w:val="16"/>
+                <w:szCs w:val="16"/>
+              </w:rPr>
+              <w:t xml:space="preserve">? []로 빈 배열이 되어 </w:t>
+            </w:r>
+            <w:proofErr w:type="spellStart"/>
+            <w:r>
+              <w:rPr>
+                <w:color w:val="1F4E79" w:themeColor="accent1" w:themeShade="80"/>
+                <w:sz w:val="16"/>
+                <w:szCs w:val="16"/>
+              </w:rPr>
+              <w:t>selectIsAdmin</w:t>
+            </w:r>
+            <w:proofErr w:type="spellEnd"/>
+            <w:r>
+              <w:rPr>
+                <w:color w:val="1F4E79" w:themeColor="accent1" w:themeShade="80"/>
+                <w:sz w:val="16"/>
+                <w:szCs w:val="16"/>
+              </w:rPr>
+              <w:t>(</w:t>
+            </w:r>
+            <w:proofErr w:type="spellStart"/>
+            <w:r>
+              <w:rPr>
+                <w:color w:val="1F4E79" w:themeColor="accent1" w:themeShade="80"/>
+                <w:sz w:val="16"/>
+                <w:szCs w:val="16"/>
+              </w:rPr>
+              <w:t>roles.includes</w:t>
+            </w:r>
+            <w:proofErr w:type="spellEnd"/>
+            <w:r>
+              <w:rPr>
+                <w:color w:val="1F4E79" w:themeColor="accent1" w:themeShade="80"/>
+                <w:sz w:val="16"/>
+                <w:szCs w:val="16"/>
+              </w:rPr>
+              <w:t xml:space="preserve">("ROLE_ADMIN"))은 항상 false로 귀결된다. restore()가 실패해도(197-201행) 토큰을 지우고 </w:t>
+            </w:r>
+            <w:proofErr w:type="spellStart"/>
+            <w:r>
+              <w:rPr>
+                <w:color w:val="1F4E79" w:themeColor="accent1" w:themeShade="80"/>
+                <w:sz w:val="16"/>
+                <w:szCs w:val="16"/>
+              </w:rPr>
+              <w:t>비로그인</w:t>
+            </w:r>
+            <w:proofErr w:type="spellEnd"/>
+            <w:r>
+              <w:rPr>
+                <w:color w:val="1F4E79" w:themeColor="accent1" w:themeShade="80"/>
+                <w:sz w:val="16"/>
+                <w:szCs w:val="16"/>
+              </w:rPr>
+              <w:t xml:space="preserve"> 상태로 되돌린다. 즉 애매하거나 실패한 상황이면 전부 "권한 없음/</w:t>
+            </w:r>
+            <w:proofErr w:type="spellStart"/>
+            <w:r>
+              <w:rPr>
+                <w:color w:val="1F4E79" w:themeColor="accent1" w:themeShade="80"/>
+                <w:sz w:val="16"/>
+                <w:szCs w:val="16"/>
+              </w:rPr>
+              <w:t>비로그인</w:t>
+            </w:r>
+            <w:proofErr w:type="spellEnd"/>
+            <w:r>
+              <w:rPr>
+                <w:color w:val="1F4E79" w:themeColor="accent1" w:themeShade="80"/>
+                <w:sz w:val="16"/>
+                <w:szCs w:val="16"/>
+              </w:rPr>
+              <w:t xml:space="preserve">" 쪽으로 기본값이 잡혀, 판단 불가 상태가 실수로 관리자 권한이나 로그인 상태로 </w:t>
+            </w:r>
+            <w:r>
+              <w:rPr>
+                <w:rFonts w:hint="eastAsia"/>
+                <w:color w:val="1F4E79" w:themeColor="accent1" w:themeShade="80"/>
+                <w:sz w:val="16"/>
+                <w:szCs w:val="16"/>
+              </w:rPr>
+              <w:t>허용되는</w:t>
+            </w:r>
+            <w:r>
+              <w:rPr>
+                <w:color w:val="1F4E79" w:themeColor="accent1" w:themeShade="80"/>
+                <w:sz w:val="16"/>
+                <w:szCs w:val="16"/>
+              </w:rPr>
+              <w:t xml:space="preserve"> 경우가 없다.</w:t>
             </w:r>
           </w:p>
         </w:tc>
@@ -16678,7 +17970,7 @@
         </w:trPr>
         <w:tc>
           <w:tcPr>
-            <w:tcW w:w="2256" w:type="dxa"/>
+            <w:tcW w:w="2124" w:type="dxa"/>
             <w:tcBorders>
               <w:top w:val="single" w:sz="2" w:space="0" w:color="BFBFBF"/>
               <w:left w:val="single" w:sz="2" w:space="0" w:color="BFBFBF"/>
@@ -16712,34 +18004,43 @@
         </w:tc>
         <w:tc>
           <w:tcPr>
-            <w:tcW w:w="6770" w:type="dxa"/>
-            <w:tcBorders>
-              <w:top w:val="single" w:sz="2" w:space="0" w:color="BFBFBF"/>
-              <w:left w:val="single" w:sz="2" w:space="0" w:color="BFBFBF"/>
-              <w:bottom w:val="single" w:sz="2" w:space="0" w:color="BFBFBF"/>
-              <w:right w:val="single" w:sz="2" w:space="0" w:color="BFBFBF"/>
-            </w:tcBorders>
-            <w:tcMar>
-              <w:top w:w="80" w:type="dxa"/>
-              <w:left w:w="100" w:type="dxa"/>
-              <w:bottom w:w="80" w:type="dxa"/>
-              <w:right w:w="100" w:type="dxa"/>
-            </w:tcMar>
-          </w:tcPr>
-          <w:p>
-            <w:pPr>
-              <w:spacing w:after="20"/>
-              <w:rPr>
-                <w:sz w:val="18"/>
-                <w:szCs w:val="18"/>
-              </w:rPr>
-            </w:pPr>
-            <w:r>
-              <w:rPr>
-                <w:sz w:val="18"/>
-                <w:szCs w:val="18"/>
-              </w:rPr>
-              <w:t>api/studentApi.js</w:t>
+            <w:tcW w:w="6902" w:type="dxa"/>
+            <w:tcBorders>
+              <w:top w:val="single" w:sz="2" w:space="0" w:color="BFBFBF"/>
+              <w:left w:val="single" w:sz="2" w:space="0" w:color="BFBFBF"/>
+              <w:bottom w:val="single" w:sz="2" w:space="0" w:color="BFBFBF"/>
+              <w:right w:val="single" w:sz="2" w:space="0" w:color="BFBFBF"/>
+            </w:tcBorders>
+            <w:tcMar>
+              <w:top w:w="80" w:type="dxa"/>
+              <w:left w:w="100" w:type="dxa"/>
+              <w:bottom w:w="80" w:type="dxa"/>
+              <w:right w:w="100" w:type="dxa"/>
+            </w:tcMar>
+          </w:tcPr>
+          <w:p>
+            <w:pPr>
+              <w:spacing w:after="20"/>
+              <w:rPr>
+                <w:sz w:val="18"/>
+                <w:szCs w:val="18"/>
+              </w:rPr>
+            </w:pPr>
+            <w:proofErr w:type="spellStart"/>
+            <w:r>
+              <w:rPr>
+                <w:sz w:val="18"/>
+                <w:szCs w:val="18"/>
+              </w:rPr>
+              <w:t>api</w:t>
+            </w:r>
+            <w:proofErr w:type="spellEnd"/>
+            <w:r>
+              <w:rPr>
+                <w:sz w:val="18"/>
+                <w:szCs w:val="18"/>
+              </w:rPr>
+              <w:t>/studentApi.js</w:t>
             </w:r>
             <w:proofErr w:type="gramStart"/>
             <w:r>
@@ -16755,7 +18056,55 @@
                 <w:sz w:val="18"/>
                 <w:szCs w:val="18"/>
               </w:rPr>
-              <w:t>-43·62-64(쿼리는 axios params). api/client.js</w:t>
+              <w:t xml:space="preserve">-43·62-64(쿼리는 </w:t>
+            </w:r>
+            <w:proofErr w:type="spellStart"/>
+            <w:r>
+              <w:rPr>
+                <w:sz w:val="18"/>
+                <w:szCs w:val="18"/>
+              </w:rPr>
+              <w:t>axios</w:t>
+            </w:r>
+            <w:proofErr w:type="spellEnd"/>
+            <w:r>
+              <w:rPr>
+                <w:sz w:val="18"/>
+                <w:szCs w:val="18"/>
+              </w:rPr>
+              <w:t xml:space="preserve"> </w:t>
+            </w:r>
+            <w:proofErr w:type="spellStart"/>
+            <w:r>
+              <w:rPr>
+                <w:sz w:val="18"/>
+                <w:szCs w:val="18"/>
+              </w:rPr>
+              <w:t>params</w:t>
+            </w:r>
+            <w:proofErr w:type="spellEnd"/>
+            <w:r>
+              <w:rPr>
+                <w:sz w:val="18"/>
+                <w:szCs w:val="18"/>
+              </w:rPr>
+              <w:t xml:space="preserve">). </w:t>
+            </w:r>
+            <w:proofErr w:type="spellStart"/>
+            <w:r>
+              <w:rPr>
+                <w:sz w:val="18"/>
+                <w:szCs w:val="18"/>
+              </w:rPr>
+              <w:t>api</w:t>
+            </w:r>
+            <w:proofErr w:type="spellEnd"/>
+            <w:r>
+              <w:rPr>
+                <w:sz w:val="18"/>
+                <w:szCs w:val="18"/>
+              </w:rPr>
+              <w:t>/client.js</w:t>
             </w:r>
             <w:proofErr w:type="gramStart"/>
             <w:r>
@@ -16771,7 +18120,262 @@
                 <w:sz w:val="18"/>
                 <w:szCs w:val="18"/>
               </w:rPr>
-              <w:t>-46(Content-Type 헤더를 직접 지정하지 않아 axios가 본문 유무로 자동 결정) — 경로 id 인코딩은 미적용(7-2 #3)</w:t>
+              <w:t xml:space="preserve">-46(Content-Type 헤더를 직접 지정하지 않아 </w:t>
+            </w:r>
+            <w:proofErr w:type="spellStart"/>
+            <w:r>
+              <w:rPr>
+                <w:sz w:val="18"/>
+                <w:szCs w:val="18"/>
+              </w:rPr>
+              <w:t>axios</w:t>
+            </w:r>
+            <w:proofErr w:type="spellEnd"/>
+            <w:r>
+              <w:rPr>
+                <w:sz w:val="18"/>
+                <w:szCs w:val="18"/>
+              </w:rPr>
+              <w:t xml:space="preserve">가 본문 유무로 자동 결정) — 경로 id </w:t>
+            </w:r>
+            <w:proofErr w:type="spellStart"/>
+            <w:r>
+              <w:rPr>
+                <w:sz w:val="18"/>
+                <w:szCs w:val="18"/>
+              </w:rPr>
+              <w:t>인코딩은</w:t>
+            </w:r>
+            <w:proofErr w:type="spellEnd"/>
+            <w:r>
+              <w:rPr>
+                <w:sz w:val="18"/>
+                <w:szCs w:val="18"/>
+              </w:rPr>
+              <w:t xml:space="preserve"> </w:t>
+            </w:r>
+            <w:proofErr w:type="spellStart"/>
+            <w:r>
+              <w:rPr>
+                <w:sz w:val="18"/>
+                <w:szCs w:val="18"/>
+              </w:rPr>
+              <w:t>미적용</w:t>
+            </w:r>
+            <w:proofErr w:type="spellEnd"/>
+            <w:r>
+              <w:rPr>
+                <w:sz w:val="18"/>
+                <w:szCs w:val="18"/>
+              </w:rPr>
+              <w:t>(7-2 #3)</w:t>
+            </w:r>
+          </w:p>
+          <w:p>
+            <w:pPr>
+              <w:spacing w:after="20"/>
+              <w:rPr>
+                <w:sz w:val="18"/>
+                <w:szCs w:val="18"/>
+              </w:rPr>
+            </w:pPr>
+            <w:r>
+              <w:rPr>
+                <w:color w:val="1F4E79" w:themeColor="accent1" w:themeShade="80"/>
+                <w:sz w:val="16"/>
+                <w:szCs w:val="16"/>
+              </w:rPr>
+              <w:t xml:space="preserve">: </w:t>
+            </w:r>
+            <w:proofErr w:type="spellStart"/>
+            <w:r>
+              <w:rPr>
+                <w:rFonts w:hint="eastAsia"/>
+                <w:color w:val="1F4E79" w:themeColor="accent1" w:themeShade="80"/>
+                <w:sz w:val="16"/>
+                <w:szCs w:val="16"/>
+              </w:rPr>
+              <w:t>검색어·페이지</w:t>
+            </w:r>
+            <w:proofErr w:type="spellEnd"/>
+            <w:r>
+              <w:rPr>
+                <w:color w:val="1F4E79" w:themeColor="accent1" w:themeShade="80"/>
+                <w:sz w:val="16"/>
+                <w:szCs w:val="16"/>
+              </w:rPr>
+              <w:t xml:space="preserve"> 등 쿼리 </w:t>
+            </w:r>
+            <w:proofErr w:type="spellStart"/>
+            <w:r>
+              <w:rPr>
+                <w:color w:val="1F4E79" w:themeColor="accent1" w:themeShade="80"/>
+                <w:sz w:val="16"/>
+                <w:szCs w:val="16"/>
+              </w:rPr>
+              <w:t>파라미터는</w:t>
+            </w:r>
+            <w:proofErr w:type="spellEnd"/>
+            <w:r>
+              <w:rPr>
+                <w:color w:val="1F4E79" w:themeColor="accent1" w:themeShade="80"/>
+                <w:sz w:val="16"/>
+                <w:szCs w:val="16"/>
+              </w:rPr>
+              <w:t xml:space="preserve"> 문자열을 직접 이어 붙이지 않고 </w:t>
+            </w:r>
+            <w:proofErr w:type="spellStart"/>
+            <w:r>
+              <w:rPr>
+                <w:color w:val="1F4E79" w:themeColor="accent1" w:themeShade="80"/>
+                <w:sz w:val="16"/>
+                <w:szCs w:val="16"/>
+              </w:rPr>
+              <w:t>axios</w:t>
+            </w:r>
+            <w:proofErr w:type="spellEnd"/>
+            <w:r>
+              <w:rPr>
+                <w:color w:val="1F4E79" w:themeColor="accent1" w:themeShade="80"/>
+                <w:sz w:val="16"/>
+                <w:szCs w:val="16"/>
+              </w:rPr>
+              <w:t xml:space="preserve"> </w:t>
+            </w:r>
+            <w:proofErr w:type="spellStart"/>
+            <w:r>
+              <w:rPr>
+                <w:color w:val="1F4E79" w:themeColor="accent1" w:themeShade="80"/>
+                <w:sz w:val="16"/>
+                <w:szCs w:val="16"/>
+              </w:rPr>
+              <w:t>params</w:t>
+            </w:r>
+            <w:proofErr w:type="spellEnd"/>
+            <w:r>
+              <w:rPr>
+                <w:color w:val="1F4E79" w:themeColor="accent1" w:themeShade="80"/>
+                <w:sz w:val="16"/>
+                <w:szCs w:val="16"/>
+              </w:rPr>
+              <w:t xml:space="preserve"> 객체로 넘겨, </w:t>
+            </w:r>
+            <w:proofErr w:type="spellStart"/>
+            <w:r>
+              <w:rPr>
+                <w:color w:val="1F4E79" w:themeColor="accent1" w:themeShade="80"/>
+                <w:sz w:val="16"/>
+                <w:szCs w:val="16"/>
+              </w:rPr>
+              <w:t>axios</w:t>
+            </w:r>
+            <w:proofErr w:type="spellEnd"/>
+            <w:r>
+              <w:rPr>
+                <w:color w:val="1F4E79" w:themeColor="accent1" w:themeShade="80"/>
+                <w:sz w:val="16"/>
+                <w:szCs w:val="16"/>
+              </w:rPr>
+              <w:t xml:space="preserve">가 알아서 URL 인코딩한다(한글·공백·특수문자가 들어가도 깨지거나 쿼리 구조가 뒤틀리지 않음). Content-Type도 직접 지정하지 않아, 본문이 있는 </w:t>
+            </w:r>
+            <w:proofErr w:type="spellStart"/>
+            <w:r>
+              <w:rPr>
+                <w:color w:val="1F4E79" w:themeColor="accent1" w:themeShade="80"/>
+                <w:sz w:val="16"/>
+                <w:szCs w:val="16"/>
+              </w:rPr>
+              <w:t>요청에만</w:t>
+            </w:r>
+            <w:proofErr w:type="spellEnd"/>
+            <w:r>
+              <w:rPr>
+                <w:color w:val="1F4E79" w:themeColor="accent1" w:themeShade="80"/>
+                <w:sz w:val="16"/>
+                <w:szCs w:val="16"/>
+              </w:rPr>
+              <w:t xml:space="preserve"> </w:t>
+            </w:r>
+            <w:proofErr w:type="spellStart"/>
+            <w:r>
+              <w:rPr>
+                <w:color w:val="1F4E79" w:themeColor="accent1" w:themeShade="80"/>
+                <w:sz w:val="16"/>
+                <w:szCs w:val="16"/>
+              </w:rPr>
+              <w:t>axios</w:t>
+            </w:r>
+            <w:proofErr w:type="spellEnd"/>
+            <w:r>
+              <w:rPr>
+                <w:color w:val="1F4E79" w:themeColor="accent1" w:themeShade="80"/>
+                <w:sz w:val="16"/>
+                <w:szCs w:val="16"/>
+              </w:rPr>
+              <w:t>가 자동으로 application/</w:t>
+            </w:r>
+            <w:proofErr w:type="spellStart"/>
+            <w:r>
+              <w:rPr>
+                <w:color w:val="1F4E79" w:themeColor="accent1" w:themeShade="80"/>
+                <w:sz w:val="16"/>
+                <w:szCs w:val="16"/>
+              </w:rPr>
+              <w:t>json</w:t>
+            </w:r>
+            <w:proofErr w:type="spellEnd"/>
+            <w:r>
+              <w:rPr>
+                <w:color w:val="1F4E79" w:themeColor="accent1" w:themeShade="80"/>
+                <w:sz w:val="16"/>
+                <w:szCs w:val="16"/>
+              </w:rPr>
+              <w:t xml:space="preserve">을 붙이고 GET처럼 본문 없는 요청엔 불필요한 preflight(OPTIONS)가 생기지 않는다. 다만 경로 변수(`/students/${id}`)는 이런 </w:t>
+            </w:r>
+            <w:proofErr w:type="spellStart"/>
+            <w:r>
+              <w:rPr>
+                <w:color w:val="1F4E79" w:themeColor="accent1" w:themeShade="80"/>
+                <w:sz w:val="16"/>
+                <w:szCs w:val="16"/>
+              </w:rPr>
+              <w:t>인코딩</w:t>
+            </w:r>
+            <w:proofErr w:type="spellEnd"/>
+            <w:r>
+              <w:rPr>
+                <w:color w:val="1F4E79" w:themeColor="accent1" w:themeShade="80"/>
+                <w:sz w:val="16"/>
+                <w:szCs w:val="16"/>
+              </w:rPr>
+              <w:t xml:space="preserve"> 처리를 거치지 않고 템플릿 문자열로 직접 꽂아 넣는다 — id가 항상 숫자인 현재 구조에선 문제가 없지만, 임의 문자열이 올 수 있는 경로라면 </w:t>
+            </w:r>
+            <w:proofErr w:type="spellStart"/>
+            <w:r>
+              <w:rPr>
+                <w:color w:val="1F4E79" w:themeColor="accent1" w:themeShade="80"/>
+                <w:sz w:val="16"/>
+                <w:szCs w:val="16"/>
+              </w:rPr>
+              <w:t>encodeURIComponent</w:t>
+            </w:r>
+            <w:proofErr w:type="spellEnd"/>
+            <w:r>
+              <w:rPr>
+                <w:color w:val="1F4E79" w:themeColor="accent1" w:themeShade="80"/>
+                <w:sz w:val="16"/>
+                <w:szCs w:val="16"/>
+              </w:rPr>
+              <w:t xml:space="preserve"> 처리가 별도로 필요하다는 점은 남아 있는</w:t>
+            </w:r>
+            <w:r>
+              <w:rPr>
+                <w:rFonts w:hint="eastAsia"/>
+                <w:color w:val="1F4E79" w:themeColor="accent1" w:themeShade="80"/>
+                <w:sz w:val="16"/>
+                <w:szCs w:val="16"/>
+              </w:rPr>
+              <w:t xml:space="preserve"> 주의할 점이다.</w:t>
             </w:r>
           </w:p>
         </w:tc>
@@ -16782,7 +18386,7 @@
         </w:trPr>
         <w:tc>
           <w:tcPr>
-            <w:tcW w:w="2256" w:type="dxa"/>
+            <w:tcW w:w="2124" w:type="dxa"/>
             <w:tcBorders>
               <w:top w:val="single" w:sz="2" w:space="0" w:color="BFBFBF"/>
               <w:left w:val="single" w:sz="2" w:space="0" w:color="BFBFBF"/>
@@ -16816,34 +18420,183 @@
         </w:tc>
         <w:tc>
           <w:tcPr>
-            <w:tcW w:w="6770" w:type="dxa"/>
-            <w:tcBorders>
-              <w:top w:val="single" w:sz="2" w:space="0" w:color="BFBFBF"/>
-              <w:left w:val="single" w:sz="2" w:space="0" w:color="BFBFBF"/>
-              <w:bottom w:val="single" w:sz="2" w:space="0" w:color="BFBFBF"/>
-              <w:right w:val="single" w:sz="2" w:space="0" w:color="BFBFBF"/>
-            </w:tcBorders>
-            <w:tcMar>
-              <w:top w:w="80" w:type="dxa"/>
-              <w:left w:w="100" w:type="dxa"/>
-              <w:bottom w:w="80" w:type="dxa"/>
-              <w:right w:w="100" w:type="dxa"/>
-            </w:tcMar>
-          </w:tcPr>
-          <w:p>
-            <w:pPr>
-              <w:spacing w:after="20"/>
-              <w:rPr>
-                <w:sz w:val="18"/>
-                <w:szCs w:val="18"/>
-              </w:rPr>
-            </w:pPr>
-            <w:r>
-              <w:rPr>
-                <w:sz w:val="18"/>
-                <w:szCs w:val="18"/>
-              </w:rPr>
-              <w:t>pages/LoginPage.jsx:111(disabled={loggingIn}), components/StudentForm.jsx:128(disabled={saving})</w:t>
+            <w:tcW w:w="6902" w:type="dxa"/>
+            <w:tcBorders>
+              <w:top w:val="single" w:sz="2" w:space="0" w:color="BFBFBF"/>
+              <w:left w:val="single" w:sz="2" w:space="0" w:color="BFBFBF"/>
+              <w:bottom w:val="single" w:sz="2" w:space="0" w:color="BFBFBF"/>
+              <w:right w:val="single" w:sz="2" w:space="0" w:color="BFBFBF"/>
+            </w:tcBorders>
+            <w:tcMar>
+              <w:top w:w="80" w:type="dxa"/>
+              <w:left w:w="100" w:type="dxa"/>
+              <w:bottom w:w="80" w:type="dxa"/>
+              <w:right w:w="100" w:type="dxa"/>
+            </w:tcMar>
+          </w:tcPr>
+          <w:p>
+            <w:pPr>
+              <w:spacing w:after="20"/>
+              <w:rPr>
+                <w:color w:val="1F4E79" w:themeColor="accent1" w:themeShade="80"/>
+                <w:sz w:val="16"/>
+                <w:szCs w:val="16"/>
+              </w:rPr>
+            </w:pPr>
+            <w:r>
+              <w:rPr>
+                <w:sz w:val="18"/>
+                <w:szCs w:val="18"/>
+              </w:rPr>
+              <w:t>pages/LoginPage.jsx</w:t>
+            </w:r>
+            <w:proofErr w:type="gramStart"/>
+            <w:r>
+              <w:rPr>
+                <w:sz w:val="18"/>
+                <w:szCs w:val="18"/>
+              </w:rPr>
+              <w:t>:111</w:t>
+            </w:r>
+            <w:proofErr w:type="gramEnd"/>
+            <w:r>
+              <w:rPr>
+                <w:sz w:val="18"/>
+                <w:szCs w:val="18"/>
+              </w:rPr>
+              <w:t>(disabled={loggingIn}), components/StudentForm.jsx:128(disabled={saving})</w:t>
+            </w:r>
+            <w:r>
+              <w:rPr>
+                <w:sz w:val="18"/>
+                <w:szCs w:val="18"/>
+              </w:rPr>
+              <w:br/>
+            </w:r>
+            <w:r>
+              <w:rPr>
+                <w:color w:val="1F4E79" w:themeColor="accent1" w:themeShade="80"/>
+                <w:sz w:val="16"/>
+                <w:szCs w:val="16"/>
+              </w:rPr>
+              <w:t xml:space="preserve">: </w:t>
+            </w:r>
+            <w:r>
+              <w:rPr>
+                <w:color w:val="1F4E79" w:themeColor="accent1" w:themeShade="80"/>
+                <w:sz w:val="16"/>
+                <w:szCs w:val="16"/>
+              </w:rPr>
+              <w:t>- disabled={</w:t>
+            </w:r>
+            <w:proofErr w:type="spellStart"/>
+            <w:r>
+              <w:rPr>
+                <w:color w:val="1F4E79" w:themeColor="accent1" w:themeShade="80"/>
+                <w:sz w:val="16"/>
+                <w:szCs w:val="16"/>
+              </w:rPr>
+              <w:t>loggingIn</w:t>
+            </w:r>
+            <w:proofErr w:type="spellEnd"/>
+            <w:r>
+              <w:rPr>
+                <w:color w:val="1F4E79" w:themeColor="accent1" w:themeShade="80"/>
+                <w:sz w:val="16"/>
+                <w:szCs w:val="16"/>
+              </w:rPr>
+              <w:t>} / disabled={saving} → 버튼을 두 번 "클릭"하는 것만 막습니다. React 상태(saving=true)가 버튼을 잠그는 동안에는 두 번째 클릭 자체가 발생하지 않습니다.</w:t>
+            </w:r>
+            <w:bookmarkStart w:id="0" w:name="_GoBack"/>
+            <w:bookmarkEnd w:id="0"/>
+          </w:p>
+          <w:p>
+            <w:pPr>
+              <w:spacing w:after="20"/>
+              <w:rPr>
+                <w:color w:val="1F4E79" w:themeColor="accent1" w:themeShade="80"/>
+                <w:sz w:val="16"/>
+                <w:szCs w:val="16"/>
+              </w:rPr>
+            </w:pPr>
+            <w:r>
+              <w:rPr>
+                <w:color w:val="1F4E79" w:themeColor="accent1" w:themeShade="80"/>
+                <w:sz w:val="16"/>
+                <w:szCs w:val="16"/>
+              </w:rPr>
+              <w:t>- 하지만 같은 요청이 실제로 두 번 서버에 도달하는 상황은 못 막습니다. 예를 들어:</w:t>
+            </w:r>
+          </w:p>
+          <w:p>
+            <w:pPr>
+              <w:spacing w:after="20"/>
+              <w:rPr>
+                <w:color w:val="1F4E79" w:themeColor="accent1" w:themeShade="80"/>
+                <w:sz w:val="16"/>
+                <w:szCs w:val="16"/>
+              </w:rPr>
+            </w:pPr>
+            <w:r>
+              <w:rPr>
+                <w:color w:val="1F4E79" w:themeColor="accent1" w:themeShade="80"/>
+                <w:sz w:val="16"/>
+                <w:szCs w:val="16"/>
+              </w:rPr>
+              <w:t xml:space="preserve">  - Burp Repeater나 스크립트로 같은 POST /</w:t>
+            </w:r>
+            <w:proofErr w:type="spellStart"/>
+            <w:r>
+              <w:rPr>
+                <w:color w:val="1F4E79" w:themeColor="accent1" w:themeShade="80"/>
+                <w:sz w:val="16"/>
+                <w:szCs w:val="16"/>
+              </w:rPr>
+              <w:t>api</w:t>
+            </w:r>
+            <w:proofErr w:type="spellEnd"/>
+            <w:r>
+              <w:rPr>
+                <w:color w:val="1F4E79" w:themeColor="accent1" w:themeShade="80"/>
+                <w:sz w:val="16"/>
+                <w:szCs w:val="16"/>
+              </w:rPr>
+              <w:t>/students 요청을 수동으로 두 번 전송</w:t>
+            </w:r>
+          </w:p>
+          <w:p>
+            <w:pPr>
+              <w:spacing w:after="20"/>
+              <w:rPr>
+                <w:color w:val="1F4E79" w:themeColor="accent1" w:themeShade="80"/>
+                <w:sz w:val="16"/>
+                <w:szCs w:val="16"/>
+              </w:rPr>
+            </w:pPr>
+            <w:r>
+              <w:rPr>
+                <w:color w:val="1F4E79" w:themeColor="accent1" w:themeShade="80"/>
+                <w:sz w:val="16"/>
+                <w:szCs w:val="16"/>
+              </w:rPr>
+              <w:t xml:space="preserve">  - 느린 네트워크에서 브라우저/프록시가 자동으로 요청을 재시도</w:t>
+            </w:r>
+          </w:p>
+          <w:p>
+            <w:pPr>
+              <w:spacing w:after="20"/>
+              <w:rPr>
+                <w:sz w:val="18"/>
+                <w:szCs w:val="18"/>
+              </w:rPr>
+            </w:pPr>
+            <w:r>
+              <w:rPr>
+                <w:color w:val="1F4E79" w:themeColor="accent1" w:themeShade="80"/>
+                <w:sz w:val="16"/>
+                <w:szCs w:val="16"/>
+              </w:rPr>
+              <w:t xml:space="preserve">  - 두 개의 탭을 열어 두고 각각에서 버튼을 누름(각 탭은 서로의 saving 상태를 모름)</w:t>
             </w:r>
           </w:p>
         </w:tc>
@@ -16854,7 +18607,7 @@
         </w:trPr>
         <w:tc>
           <w:tcPr>
-            <w:tcW w:w="2256" w:type="dxa"/>
+            <w:tcW w:w="2124" w:type="dxa"/>
             <w:tcBorders>
               <w:top w:val="single" w:sz="2" w:space="0" w:color="BFBFBF"/>
               <w:left w:val="single" w:sz="2" w:space="0" w:color="BFBFBF"/>
@@ -16888,7 +18641,7 @@
         </w:tc>
         <w:tc>
           <w:tcPr>
-            <w:tcW w:w="6770" w:type="dxa"/>
+            <w:tcW w:w="6902" w:type="dxa"/>
             <w:tcBorders>
               <w:top w:val="single" w:sz="2" w:space="0" w:color="BFBFBF"/>
               <w:left w:val="single" w:sz="2" w:space="0" w:color="BFBFBF"/>
@@ -16948,6 +18701,7 @@
         <w:spacing w:before="240" w:after="120"/>
       </w:pPr>
       <w:r>
+        <w:lastRenderedPageBreak/>
         <w:t>7-2. 개선 권장 사항</w:t>
       </w:r>
     </w:p>
@@ -17323,8 +19077,6 @@
             </w:r>
           </w:p>
         </w:tc>
-        <w:bookmarkStart w:id="0" w:name="_GoBack"/>
-        <w:bookmarkEnd w:id="0"/>
       </w:tr>
       <w:tr>
         <w:trPr>
@@ -17702,7 +19454,6 @@
                 <w:sz w:val="18"/>
                 <w:szCs w:val="18"/>
               </w:rPr>
-              <w:lastRenderedPageBreak/>
               <w:t>4</w:t>
             </w:r>
           </w:p>
@@ -18419,6 +20170,7 @@
                 <w:sz w:val="18"/>
                 <w:szCs w:val="18"/>
               </w:rPr>
+              <w:lastRenderedPageBreak/>
               <w:t>8</w:t>
             </w:r>
           </w:p>
@@ -18611,7 +20363,49 @@
         <w:ind w:left="360" w:hanging="360"/>
       </w:pPr>
       <w:r>
-        <w:t>☐  입력 URL을 href·src에 넣는 곳은 스킴을 검사한다. API 경로 값은 인코딩·형식 검사, 쿼리는 params.</w:t>
+        <w:t xml:space="preserve">☐  입력 URL을 href·src에 넣는 곳은 스킴을 검사한다. API 경로 값은 </w:t>
+      </w:r>
+      <w:proofErr w:type="spellStart"/>
+      <w:r>
+        <w:t>인코딩</w:t>
+      </w:r>
+      <w:proofErr w:type="spellEnd"/>
+      <w:r>
+        <w:t xml:space="preserve">·형식 검사, 쿼리는 </w:t>
+      </w:r>
+      <w:proofErr w:type="spellStart"/>
+      <w:r>
+        <w:rPr>
+          <w:rFonts w:hint="eastAsia"/>
+        </w:rPr>
+        <w:t>a</w:t>
+      </w:r>
+      <w:r>
+        <w:t>xios</w:t>
+      </w:r>
+      <w:proofErr w:type="spellEnd"/>
+      <w:r>
+        <w:rPr>
+          <w:rFonts w:hint="eastAsia"/>
+        </w:rPr>
+        <w:t xml:space="preserve">의 </w:t>
+      </w:r>
+      <w:proofErr w:type="spellStart"/>
+      <w:r>
+        <w:t>params</w:t>
+      </w:r>
+      <w:proofErr w:type="spellEnd"/>
+      <w:r>
+        <w:t xml:space="preserve"> </w:t>
+      </w:r>
+      <w:r>
+        <w:rPr>
+          <w:rFonts w:hint="eastAsia"/>
+        </w:rPr>
+        <w:t>사용해야 함</w:t>
+      </w:r>
+      <w:r>
+        <w:t>.</w:t>
       </w:r>
     </w:p>
     <w:p>
@@ -18665,7 +20459,6 @@
         <w:spacing w:before="220" w:after="80"/>
       </w:pPr>
       <w:r>
-        <w:lastRenderedPageBreak/>
         <w:t>빌드 · 의존성</w:t>
       </w:r>
     </w:p>
@@ -18808,6 +20601,7 @@
         <w:spacing w:after="80"/>
       </w:pPr>
       <w:r>
+        <w:lastRenderedPageBreak/>
         <w:t>OWASP Top 10:2021 (이전 판 — 번호 비교용) — https://owasp.org/Top10/2021/</w:t>
       </w:r>
     </w:p>
@@ -18904,7 +20698,7 @@
         <w:sz w:val="18"/>
         <w:szCs w:val="18"/>
       </w:rPr>
-      <w:t>17</w:t>
+      <w:t>19</w:t>
     </w:r>
     <w:r>
       <w:rPr>
